--- a/docs/peds-cv-brokamp.docx
+++ b/docs/peds-cv-brokamp.docx
@@ -28,7 +28,7 @@
         </w:numPr>
       </w:pPr>
       <w:r>
-        <w:t xml:space="preserve">Place-based data science</w:t>
+        <w:t xml:space="preserve">Privacy-preserving geomarker platforms for multi-site biomedical research</w:t>
       </w:r>
     </w:p>
     <w:p>
@@ -40,7 +40,7 @@
         </w:numPr>
       </w:pPr>
       <w:r>
-        <w:t xml:space="preserve">Environmental epidemiology</w:t>
+        <w:t xml:space="preserve">High-resolution spatiotemporal exposure and deprivation models</w:t>
       </w:r>
     </w:p>
     <w:p>
@@ -52,7 +52,7 @@
         </w:numPr>
       </w:pPr>
       <w:r>
-        <w:t xml:space="preserve">Population health</w:t>
+        <w:t xml:space="preserve">Environmental and community determinants of pediatric mental health</w:t>
       </w:r>
     </w:p>
     <w:p>
@@ -64,7 +64,7 @@
         </w:numPr>
       </w:pPr>
       <w:r>
-        <w:t xml:space="preserve">Causal inference machine learning methods</w:t>
+        <w:t xml:space="preserve">Precision population health using address- and parcel-level data</w:t>
       </w:r>
     </w:p>
     <w:p>
@@ -76,7 +76,7 @@
         </w:numPr>
       </w:pPr>
       <w:r>
-        <w:t xml:space="preserve">Fairness in precision medicine</w:t>
+        <w:t xml:space="preserve">Fairness in precision environmental health and clinical prediction</w:t>
       </w:r>
     </w:p>
     <w:bookmarkEnd w:id="20"/>
@@ -659,6 +659,18 @@
     </w:p>
     <w:p>
       <w:pPr>
+        <w:pStyle w:val="FirstParagraph"/>
+      </w:pPr>
+      <w:r>
+        <w:rPr>
+          <w:b/>
+          <w:bCs/>
+        </w:rPr>
+        <w:t xml:space="preserve">CITI Training</w:t>
+      </w:r>
+    </w:p>
+    <w:p>
+      <w:pPr>
         <w:pStyle w:val="Compact"/>
         <w:numPr>
           <w:ilvl w:val="0"/>
@@ -666,79 +678,55 @@
         </w:numPr>
       </w:pPr>
       <w:r>
-        <w:t xml:space="preserve">CITI Training</w:t>
-      </w:r>
-    </w:p>
-    <w:p>
-      <w:pPr>
-        <w:pStyle w:val="Compact"/>
-        <w:numPr>
-          <w:ilvl w:val="1"/>
-          <w:numId w:val="1006"/>
-        </w:numPr>
-      </w:pPr>
-      <w:r>
-        <w:t xml:space="preserve">2019-07-31: Responsible Conduct of Research</w:t>
-      </w:r>
-      <w:r>
-        <w:br/>
-      </w:r>
-    </w:p>
-    <w:p>
-      <w:pPr>
-        <w:pStyle w:val="Compact"/>
-        <w:numPr>
-          <w:ilvl w:val="1"/>
-          <w:numId w:val="1006"/>
-        </w:numPr>
-      </w:pPr>
-      <w:r>
-        <w:t xml:space="preserve">2019-07-31: Children Research</w:t>
-      </w:r>
-      <w:r>
-        <w:br/>
-      </w:r>
-    </w:p>
-    <w:p>
-      <w:pPr>
-        <w:pStyle w:val="Compact"/>
-        <w:numPr>
-          <w:ilvl w:val="1"/>
-          <w:numId w:val="1006"/>
-        </w:numPr>
-      </w:pPr>
-      <w:r>
-        <w:t xml:space="preserve">2019-10-10: Clinical Research Conduct</w:t>
-      </w:r>
-      <w:r>
-        <w:br/>
-      </w:r>
-    </w:p>
-    <w:p>
-      <w:pPr>
-        <w:pStyle w:val="Compact"/>
-        <w:numPr>
-          <w:ilvl w:val="1"/>
-          <w:numId w:val="1006"/>
-        </w:numPr>
-      </w:pPr>
-      <w:r>
         <w:t xml:space="preserve">2024-12-31: Human Subjects Research Core</w:t>
       </w:r>
-      <w:r>
-        <w:br/>
-      </w:r>
-    </w:p>
-    <w:p>
-      <w:pPr>
-        <w:pStyle w:val="Compact"/>
-        <w:numPr>
-          <w:ilvl w:val="1"/>
-          <w:numId w:val="1006"/>
+    </w:p>
+    <w:p>
+      <w:pPr>
+        <w:pStyle w:val="Compact"/>
+        <w:numPr>
+          <w:ilvl w:val="0"/>
+          <w:numId w:val="1005"/>
+        </w:numPr>
+      </w:pPr>
+      <w:r>
+        <w:t xml:space="preserve">2025-09-18: Responsible Conduct of Research</w:t>
+      </w:r>
+    </w:p>
+    <w:p>
+      <w:pPr>
+        <w:pStyle w:val="Compact"/>
+        <w:numPr>
+          <w:ilvl w:val="0"/>
+          <w:numId w:val="1005"/>
+        </w:numPr>
+      </w:pPr>
+      <w:r>
+        <w:t xml:space="preserve">2019-07-31: Humanities Responsible Conduct of Research</w:t>
+      </w:r>
+    </w:p>
+    <w:p>
+      <w:pPr>
+        <w:pStyle w:val="Compact"/>
+        <w:numPr>
+          <w:ilvl w:val="0"/>
+          <w:numId w:val="1005"/>
         </w:numPr>
       </w:pPr>
       <w:r>
         <w:t xml:space="preserve">2025-09-18: Research Security Training</w:t>
+      </w:r>
+    </w:p>
+    <w:p>
+      <w:pPr>
+        <w:pStyle w:val="Compact"/>
+        <w:numPr>
+          <w:ilvl w:val="0"/>
+          <w:numId w:val="1005"/>
+        </w:numPr>
+      </w:pPr>
+      <w:r>
+        <w:t xml:space="preserve">2025-11-06: Good Clinical Practice</w:t>
       </w:r>
     </w:p>
     <w:bookmarkEnd w:id="27"/>
@@ -756,7 +744,7 @@
         <w:pStyle w:val="Compact"/>
         <w:numPr>
           <w:ilvl w:val="0"/>
-          <w:numId w:val="1007"/>
+          <w:numId w:val="1006"/>
         </w:numPr>
       </w:pPr>
       <w:r>
@@ -768,7 +756,7 @@
         <w:pStyle w:val="Compact"/>
         <w:numPr>
           <w:ilvl w:val="0"/>
-          <w:numId w:val="1007"/>
+          <w:numId w:val="1006"/>
         </w:numPr>
       </w:pPr>
       <w:r>
@@ -780,7 +768,7 @@
         <w:pStyle w:val="Compact"/>
         <w:numPr>
           <w:ilvl w:val="0"/>
-          <w:numId w:val="1007"/>
+          <w:numId w:val="1006"/>
         </w:numPr>
       </w:pPr>
       <w:r>
@@ -792,7 +780,7 @@
         <w:pStyle w:val="Compact"/>
         <w:numPr>
           <w:ilvl w:val="0"/>
-          <w:numId w:val="1007"/>
+          <w:numId w:val="1006"/>
         </w:numPr>
       </w:pPr>
       <w:r>
@@ -804,7 +792,7 @@
         <w:pStyle w:val="Compact"/>
         <w:numPr>
           <w:ilvl w:val="0"/>
-          <w:numId w:val="1007"/>
+          <w:numId w:val="1006"/>
         </w:numPr>
       </w:pPr>
       <w:r>
@@ -816,7 +804,7 @@
         <w:pStyle w:val="Compact"/>
         <w:numPr>
           <w:ilvl w:val="0"/>
-          <w:numId w:val="1007"/>
+          <w:numId w:val="1006"/>
         </w:numPr>
       </w:pPr>
       <w:r>
@@ -828,7 +816,7 @@
         <w:pStyle w:val="Compact"/>
         <w:numPr>
           <w:ilvl w:val="0"/>
-          <w:numId w:val="1007"/>
+          <w:numId w:val="1006"/>
         </w:numPr>
       </w:pPr>
       <w:r>
@@ -840,7 +828,7 @@
         <w:pStyle w:val="Compact"/>
         <w:numPr>
           <w:ilvl w:val="0"/>
-          <w:numId w:val="1007"/>
+          <w:numId w:val="1006"/>
         </w:numPr>
       </w:pPr>
       <w:r>
@@ -871,7 +859,15 @@
         <w:pStyle w:val="FirstParagraph"/>
       </w:pPr>
       <w:r>
-        <w:t xml:space="preserve">My main research focus has been to elucidate the effects of environmental exposures and community characteristics on the psychiatric well-being and mental health of children and adolescents. Through creating new place-based data science tools and environmental exposure methods, I have been able to both lead my own research program based on existing cohorts and the CCHMC electronic health records, as well as make methodological contributions to several different nationwide multi-site studies.</w:t>
+        <w:t xml:space="preserve">I am an Associate Professor, biostatistician, epidemiologist, and data scientist with an established research program at the intersection of place-based data science, environmental epidemiology, pediatric population health, and fairness in precision medicine. My work develops reproducible methods and infrastructure for linking environmental, social, economic, housing, and clinical data at the spatial and temporal scales needed to understand child health. I have led the development of privacy-preserving geomarker platforms, high-resolution spatiotemporal exposure models, community deprivation measures, and causal inference approaches that can be applied to electronic health records, clinical registries, observational cohorts, and public health data systems.</w:t>
+      </w:r>
+    </w:p>
+    <w:p>
+      <w:pPr>
+        <w:pStyle w:val="BodyText"/>
+      </w:pPr>
+      <w:r>
+        <w:t xml:space="preserve">My scientific program is organized around a central goal: transforming complex place-based data into valid, scalable, and equitable evidence for pediatric health. I have applied this framework to study pediatric mental health, asthma, hospitalization inequities, blood lead risk, cystic fibrosis, and the fairness of prediction and exposure-assessment tools. These projects have required sustained collaboration across environmental health, pediatrics, psychiatry, pulmonology, biomedical informatics, public health, and community-facing population health programs. Across this work, I aim to ensure that precision population health tools are not only technically accurate, but also interpretable, transportable, and equitable across populations and settings.</w:t>
       </w:r>
     </w:p>
     <w:bookmarkEnd w:id="29"/>
@@ -980,7 +976,7 @@
         <w:br/>
       </w:r>
       <w:r>
-        <w:t xml:space="preserve">AHRQ , PI: Beck A</w:t>
+        <w:t xml:space="preserve">AHRQ, PI: Beck A</w:t>
       </w:r>
       <w:r>
         <w:br/>
@@ -1213,10 +1209,9 @@
     </w:p>
     <w:p>
       <w:pPr>
-        <w:pStyle w:val="Compact"/>
-        <w:numPr>
-          <w:ilvl w:val="0"/>
-          <w:numId w:val="1008"/>
+        <w:numPr>
+          <w:ilvl w:val="0"/>
+          <w:numId w:val="1007"/>
         </w:numPr>
       </w:pPr>
       <w:r>
@@ -1251,10 +1246,9 @@
     </w:p>
     <w:p>
       <w:pPr>
-        <w:pStyle w:val="Compact"/>
-        <w:numPr>
-          <w:ilvl w:val="0"/>
-          <w:numId w:val="1008"/>
+        <w:numPr>
+          <w:ilvl w:val="0"/>
+          <w:numId w:val="1007"/>
         </w:numPr>
       </w:pPr>
       <w:r>
@@ -1289,10 +1283,9 @@
     </w:p>
     <w:p>
       <w:pPr>
-        <w:pStyle w:val="Compact"/>
-        <w:numPr>
-          <w:ilvl w:val="0"/>
-          <w:numId w:val="1008"/>
+        <w:numPr>
+          <w:ilvl w:val="0"/>
+          <w:numId w:val="1007"/>
         </w:numPr>
       </w:pPr>
       <w:r>
@@ -1321,10 +1314,9 @@
     </w:p>
     <w:p>
       <w:pPr>
-        <w:pStyle w:val="Compact"/>
-        <w:numPr>
-          <w:ilvl w:val="0"/>
-          <w:numId w:val="1008"/>
+        <w:numPr>
+          <w:ilvl w:val="0"/>
+          <w:numId w:val="1007"/>
         </w:numPr>
       </w:pPr>
       <w:r>
@@ -1353,10 +1345,9 @@
     </w:p>
     <w:p>
       <w:pPr>
-        <w:pStyle w:val="Compact"/>
-        <w:numPr>
-          <w:ilvl w:val="0"/>
-          <w:numId w:val="1008"/>
+        <w:numPr>
+          <w:ilvl w:val="0"/>
+          <w:numId w:val="1007"/>
         </w:numPr>
       </w:pPr>
       <w:r>
@@ -1391,10 +1382,9 @@
     </w:p>
     <w:p>
       <w:pPr>
-        <w:pStyle w:val="Compact"/>
-        <w:numPr>
-          <w:ilvl w:val="0"/>
-          <w:numId w:val="1008"/>
+        <w:numPr>
+          <w:ilvl w:val="0"/>
+          <w:numId w:val="1007"/>
         </w:numPr>
       </w:pPr>
       <w:r>
@@ -1429,10 +1419,9 @@
     </w:p>
     <w:p>
       <w:pPr>
-        <w:pStyle w:val="Compact"/>
-        <w:numPr>
-          <w:ilvl w:val="0"/>
-          <w:numId w:val="1008"/>
+        <w:numPr>
+          <w:ilvl w:val="0"/>
+          <w:numId w:val="1007"/>
         </w:numPr>
       </w:pPr>
       <w:r>
@@ -1467,10 +1456,9 @@
     </w:p>
     <w:p>
       <w:pPr>
-        <w:pStyle w:val="Compact"/>
-        <w:numPr>
-          <w:ilvl w:val="0"/>
-          <w:numId w:val="1008"/>
+        <w:numPr>
+          <w:ilvl w:val="0"/>
+          <w:numId w:val="1007"/>
         </w:numPr>
       </w:pPr>
       <w:r>
@@ -1505,10 +1493,9 @@
     </w:p>
     <w:p>
       <w:pPr>
-        <w:pStyle w:val="Compact"/>
-        <w:numPr>
-          <w:ilvl w:val="0"/>
-          <w:numId w:val="1008"/>
+        <w:numPr>
+          <w:ilvl w:val="0"/>
+          <w:numId w:val="1007"/>
         </w:numPr>
       </w:pPr>
       <w:r>
@@ -1537,10 +1524,9 @@
     </w:p>
     <w:p>
       <w:pPr>
-        <w:pStyle w:val="Compact"/>
-        <w:numPr>
-          <w:ilvl w:val="0"/>
-          <w:numId w:val="1008"/>
+        <w:numPr>
+          <w:ilvl w:val="0"/>
+          <w:numId w:val="1007"/>
         </w:numPr>
       </w:pPr>
       <w:r>
@@ -1575,10 +1561,9 @@
     </w:p>
     <w:p>
       <w:pPr>
-        <w:pStyle w:val="Compact"/>
-        <w:numPr>
-          <w:ilvl w:val="0"/>
-          <w:numId w:val="1008"/>
+        <w:numPr>
+          <w:ilvl w:val="0"/>
+          <w:numId w:val="1007"/>
         </w:numPr>
       </w:pPr>
       <w:r>
@@ -1613,10 +1598,9 @@
     </w:p>
     <w:p>
       <w:pPr>
-        <w:pStyle w:val="Compact"/>
-        <w:numPr>
-          <w:ilvl w:val="0"/>
-          <w:numId w:val="1008"/>
+        <w:numPr>
+          <w:ilvl w:val="0"/>
+          <w:numId w:val="1007"/>
         </w:numPr>
       </w:pPr>
       <w:r>
@@ -1645,10 +1629,9 @@
     </w:p>
     <w:p>
       <w:pPr>
-        <w:pStyle w:val="Compact"/>
-        <w:numPr>
-          <w:ilvl w:val="0"/>
-          <w:numId w:val="1008"/>
+        <w:numPr>
+          <w:ilvl w:val="0"/>
+          <w:numId w:val="1007"/>
         </w:numPr>
       </w:pPr>
       <w:r>
@@ -1683,10 +1666,9 @@
     </w:p>
     <w:p>
       <w:pPr>
-        <w:pStyle w:val="Compact"/>
-        <w:numPr>
-          <w:ilvl w:val="0"/>
-          <w:numId w:val="1008"/>
+        <w:numPr>
+          <w:ilvl w:val="0"/>
+          <w:numId w:val="1007"/>
         </w:numPr>
       </w:pPr>
       <w:r>
@@ -1721,10 +1703,9 @@
     </w:p>
     <w:p>
       <w:pPr>
-        <w:pStyle w:val="Compact"/>
-        <w:numPr>
-          <w:ilvl w:val="0"/>
-          <w:numId w:val="1008"/>
+        <w:numPr>
+          <w:ilvl w:val="0"/>
+          <w:numId w:val="1007"/>
         </w:numPr>
       </w:pPr>
       <w:r>
@@ -1753,10 +1734,9 @@
     </w:p>
     <w:p>
       <w:pPr>
-        <w:pStyle w:val="Compact"/>
-        <w:numPr>
-          <w:ilvl w:val="0"/>
-          <w:numId w:val="1008"/>
+        <w:numPr>
+          <w:ilvl w:val="0"/>
+          <w:numId w:val="1007"/>
         </w:numPr>
       </w:pPr>
       <w:r>
@@ -1791,10 +1771,9 @@
     </w:p>
     <w:p>
       <w:pPr>
-        <w:pStyle w:val="Compact"/>
-        <w:numPr>
-          <w:ilvl w:val="0"/>
-          <w:numId w:val="1008"/>
+        <w:numPr>
+          <w:ilvl w:val="0"/>
+          <w:numId w:val="1007"/>
         </w:numPr>
       </w:pPr>
       <w:r>
@@ -1829,10 +1808,9 @@
     </w:p>
     <w:p>
       <w:pPr>
-        <w:pStyle w:val="Compact"/>
-        <w:numPr>
-          <w:ilvl w:val="0"/>
-          <w:numId w:val="1008"/>
+        <w:numPr>
+          <w:ilvl w:val="0"/>
+          <w:numId w:val="1007"/>
         </w:numPr>
       </w:pPr>
       <w:r>
@@ -1861,10 +1839,9 @@
     </w:p>
     <w:p>
       <w:pPr>
-        <w:pStyle w:val="Compact"/>
-        <w:numPr>
-          <w:ilvl w:val="0"/>
-          <w:numId w:val="1008"/>
+        <w:numPr>
+          <w:ilvl w:val="0"/>
+          <w:numId w:val="1007"/>
         </w:numPr>
       </w:pPr>
       <w:r>
@@ -1893,10 +1870,9 @@
     </w:p>
     <w:p>
       <w:pPr>
-        <w:pStyle w:val="Compact"/>
-        <w:numPr>
-          <w:ilvl w:val="0"/>
-          <w:numId w:val="1008"/>
+        <w:numPr>
+          <w:ilvl w:val="0"/>
+          <w:numId w:val="1007"/>
         </w:numPr>
       </w:pPr>
       <w:r>
@@ -1931,10 +1907,9 @@
     </w:p>
     <w:p>
       <w:pPr>
-        <w:pStyle w:val="Compact"/>
-        <w:numPr>
-          <w:ilvl w:val="0"/>
-          <w:numId w:val="1008"/>
+        <w:numPr>
+          <w:ilvl w:val="0"/>
+          <w:numId w:val="1007"/>
         </w:numPr>
       </w:pPr>
       <w:r>
@@ -1969,10 +1944,9 @@
     </w:p>
     <w:p>
       <w:pPr>
-        <w:pStyle w:val="Compact"/>
-        <w:numPr>
-          <w:ilvl w:val="0"/>
-          <w:numId w:val="1008"/>
+        <w:numPr>
+          <w:ilvl w:val="0"/>
+          <w:numId w:val="1007"/>
         </w:numPr>
       </w:pPr>
       <w:r>
@@ -2007,10 +1981,9 @@
     </w:p>
     <w:p>
       <w:pPr>
-        <w:pStyle w:val="Compact"/>
-        <w:numPr>
-          <w:ilvl w:val="0"/>
-          <w:numId w:val="1008"/>
+        <w:numPr>
+          <w:ilvl w:val="0"/>
+          <w:numId w:val="1007"/>
         </w:numPr>
       </w:pPr>
       <w:r>
@@ -2039,10 +2012,9 @@
     </w:p>
     <w:p>
       <w:pPr>
-        <w:pStyle w:val="Compact"/>
-        <w:numPr>
-          <w:ilvl w:val="0"/>
-          <w:numId w:val="1008"/>
+        <w:numPr>
+          <w:ilvl w:val="0"/>
+          <w:numId w:val="1007"/>
         </w:numPr>
       </w:pPr>
       <w:r>
@@ -2077,10 +2049,9 @@
     </w:p>
     <w:p>
       <w:pPr>
-        <w:pStyle w:val="Compact"/>
-        <w:numPr>
-          <w:ilvl w:val="0"/>
-          <w:numId w:val="1008"/>
+        <w:numPr>
+          <w:ilvl w:val="0"/>
+          <w:numId w:val="1007"/>
         </w:numPr>
       </w:pPr>
       <w:r>
@@ -2115,10 +2086,9 @@
     </w:p>
     <w:p>
       <w:pPr>
-        <w:pStyle w:val="Compact"/>
-        <w:numPr>
-          <w:ilvl w:val="0"/>
-          <w:numId w:val="1008"/>
+        <w:numPr>
+          <w:ilvl w:val="0"/>
+          <w:numId w:val="1007"/>
         </w:numPr>
       </w:pPr>
       <w:r>
@@ -2147,10 +2117,9 @@
     </w:p>
     <w:p>
       <w:pPr>
-        <w:pStyle w:val="Compact"/>
-        <w:numPr>
-          <w:ilvl w:val="0"/>
-          <w:numId w:val="1008"/>
+        <w:numPr>
+          <w:ilvl w:val="0"/>
+          <w:numId w:val="1007"/>
         </w:numPr>
       </w:pPr>
       <w:r>
@@ -2185,10 +2154,9 @@
     </w:p>
     <w:p>
       <w:pPr>
-        <w:pStyle w:val="Compact"/>
-        <w:numPr>
-          <w:ilvl w:val="0"/>
-          <w:numId w:val="1008"/>
+        <w:numPr>
+          <w:ilvl w:val="0"/>
+          <w:numId w:val="1007"/>
         </w:numPr>
       </w:pPr>
       <w:r>
@@ -2217,10 +2185,9 @@
     </w:p>
     <w:p>
       <w:pPr>
-        <w:pStyle w:val="Compact"/>
-        <w:numPr>
-          <w:ilvl w:val="0"/>
-          <w:numId w:val="1008"/>
+        <w:numPr>
+          <w:ilvl w:val="0"/>
+          <w:numId w:val="1007"/>
         </w:numPr>
       </w:pPr>
       <w:r>
@@ -2255,10 +2222,9 @@
     </w:p>
     <w:p>
       <w:pPr>
-        <w:pStyle w:val="Compact"/>
-        <w:numPr>
-          <w:ilvl w:val="0"/>
-          <w:numId w:val="1008"/>
+        <w:numPr>
+          <w:ilvl w:val="0"/>
+          <w:numId w:val="1007"/>
         </w:numPr>
       </w:pPr>
       <w:r>
@@ -2293,10 +2259,9 @@
     </w:p>
     <w:p>
       <w:pPr>
-        <w:pStyle w:val="Compact"/>
-        <w:numPr>
-          <w:ilvl w:val="0"/>
-          <w:numId w:val="1008"/>
+        <w:numPr>
+          <w:ilvl w:val="0"/>
+          <w:numId w:val="1007"/>
         </w:numPr>
       </w:pPr>
       <w:r>
@@ -2325,10 +2290,9 @@
     </w:p>
     <w:p>
       <w:pPr>
-        <w:pStyle w:val="Compact"/>
-        <w:numPr>
-          <w:ilvl w:val="0"/>
-          <w:numId w:val="1008"/>
+        <w:numPr>
+          <w:ilvl w:val="0"/>
+          <w:numId w:val="1007"/>
         </w:numPr>
       </w:pPr>
       <w:r>
@@ -2363,10 +2327,9 @@
     </w:p>
     <w:p>
       <w:pPr>
-        <w:pStyle w:val="Compact"/>
-        <w:numPr>
-          <w:ilvl w:val="0"/>
-          <w:numId w:val="1008"/>
+        <w:numPr>
+          <w:ilvl w:val="0"/>
+          <w:numId w:val="1007"/>
         </w:numPr>
       </w:pPr>
       <w:r>
@@ -2395,10 +2358,9 @@
     </w:p>
     <w:p>
       <w:pPr>
-        <w:pStyle w:val="Compact"/>
-        <w:numPr>
-          <w:ilvl w:val="0"/>
-          <w:numId w:val="1008"/>
+        <w:numPr>
+          <w:ilvl w:val="0"/>
+          <w:numId w:val="1007"/>
         </w:numPr>
       </w:pPr>
       <w:r>
@@ -2433,10 +2395,9 @@
     </w:p>
     <w:p>
       <w:pPr>
-        <w:pStyle w:val="Compact"/>
-        <w:numPr>
-          <w:ilvl w:val="0"/>
-          <w:numId w:val="1008"/>
+        <w:numPr>
+          <w:ilvl w:val="0"/>
+          <w:numId w:val="1007"/>
         </w:numPr>
       </w:pPr>
       <w:r>
@@ -2471,10 +2432,9 @@
     </w:p>
     <w:p>
       <w:pPr>
-        <w:pStyle w:val="Compact"/>
-        <w:numPr>
-          <w:ilvl w:val="0"/>
-          <w:numId w:val="1008"/>
+        <w:numPr>
+          <w:ilvl w:val="0"/>
+          <w:numId w:val="1007"/>
         </w:numPr>
       </w:pPr>
       <w:r>
@@ -2509,10 +2469,9 @@
     </w:p>
     <w:p>
       <w:pPr>
-        <w:pStyle w:val="Compact"/>
-        <w:numPr>
-          <w:ilvl w:val="0"/>
-          <w:numId w:val="1008"/>
+        <w:numPr>
+          <w:ilvl w:val="0"/>
+          <w:numId w:val="1007"/>
         </w:numPr>
       </w:pPr>
       <w:r>
@@ -2547,10 +2506,9 @@
     </w:p>
     <w:p>
       <w:pPr>
-        <w:pStyle w:val="Compact"/>
-        <w:numPr>
-          <w:ilvl w:val="0"/>
-          <w:numId w:val="1008"/>
+        <w:numPr>
+          <w:ilvl w:val="0"/>
+          <w:numId w:val="1007"/>
         </w:numPr>
       </w:pPr>
       <w:r>
@@ -2585,10 +2543,9 @@
     </w:p>
     <w:p>
       <w:pPr>
-        <w:pStyle w:val="Compact"/>
-        <w:numPr>
-          <w:ilvl w:val="0"/>
-          <w:numId w:val="1008"/>
+        <w:numPr>
+          <w:ilvl w:val="0"/>
+          <w:numId w:val="1007"/>
         </w:numPr>
       </w:pPr>
       <w:r>
@@ -2623,10 +2580,9 @@
     </w:p>
     <w:p>
       <w:pPr>
-        <w:pStyle w:val="Compact"/>
-        <w:numPr>
-          <w:ilvl w:val="0"/>
-          <w:numId w:val="1008"/>
+        <w:numPr>
+          <w:ilvl w:val="0"/>
+          <w:numId w:val="1007"/>
         </w:numPr>
       </w:pPr>
       <w:r>
@@ -2661,10 +2617,9 @@
     </w:p>
     <w:p>
       <w:pPr>
-        <w:pStyle w:val="Compact"/>
-        <w:numPr>
-          <w:ilvl w:val="0"/>
-          <w:numId w:val="1008"/>
+        <w:numPr>
+          <w:ilvl w:val="0"/>
+          <w:numId w:val="1007"/>
         </w:numPr>
       </w:pPr>
       <w:r>
@@ -2699,10 +2654,9 @@
     </w:p>
     <w:p>
       <w:pPr>
-        <w:pStyle w:val="Compact"/>
-        <w:numPr>
-          <w:ilvl w:val="0"/>
-          <w:numId w:val="1008"/>
+        <w:numPr>
+          <w:ilvl w:val="0"/>
+          <w:numId w:val="1007"/>
         </w:numPr>
       </w:pPr>
       <w:r>
@@ -2737,10 +2691,9 @@
     </w:p>
     <w:p>
       <w:pPr>
-        <w:pStyle w:val="Compact"/>
-        <w:numPr>
-          <w:ilvl w:val="0"/>
-          <w:numId w:val="1008"/>
+        <w:numPr>
+          <w:ilvl w:val="0"/>
+          <w:numId w:val="1007"/>
         </w:numPr>
       </w:pPr>
       <w:r>
@@ -2775,10 +2728,9 @@
     </w:p>
     <w:p>
       <w:pPr>
-        <w:pStyle w:val="Compact"/>
-        <w:numPr>
-          <w:ilvl w:val="0"/>
-          <w:numId w:val="1008"/>
+        <w:numPr>
+          <w:ilvl w:val="0"/>
+          <w:numId w:val="1007"/>
         </w:numPr>
       </w:pPr>
       <w:r>
@@ -2813,10 +2765,9 @@
     </w:p>
     <w:p>
       <w:pPr>
-        <w:pStyle w:val="Compact"/>
-        <w:numPr>
-          <w:ilvl w:val="0"/>
-          <w:numId w:val="1008"/>
+        <w:numPr>
+          <w:ilvl w:val="0"/>
+          <w:numId w:val="1007"/>
         </w:numPr>
       </w:pPr>
       <w:r>
@@ -2851,10 +2802,9 @@
     </w:p>
     <w:p>
       <w:pPr>
-        <w:pStyle w:val="Compact"/>
-        <w:numPr>
-          <w:ilvl w:val="0"/>
-          <w:numId w:val="1008"/>
+        <w:numPr>
+          <w:ilvl w:val="0"/>
+          <w:numId w:val="1007"/>
         </w:numPr>
       </w:pPr>
       <w:r>
@@ -2889,10 +2839,9 @@
     </w:p>
     <w:p>
       <w:pPr>
-        <w:pStyle w:val="Compact"/>
-        <w:numPr>
-          <w:ilvl w:val="0"/>
-          <w:numId w:val="1008"/>
+        <w:numPr>
+          <w:ilvl w:val="0"/>
+          <w:numId w:val="1007"/>
         </w:numPr>
       </w:pPr>
       <w:r>
@@ -2927,10 +2876,9 @@
     </w:p>
     <w:p>
       <w:pPr>
-        <w:pStyle w:val="Compact"/>
-        <w:numPr>
-          <w:ilvl w:val="0"/>
-          <w:numId w:val="1008"/>
+        <w:numPr>
+          <w:ilvl w:val="0"/>
+          <w:numId w:val="1007"/>
         </w:numPr>
       </w:pPr>
       <w:r>
@@ -2965,10 +2913,9 @@
     </w:p>
     <w:p>
       <w:pPr>
-        <w:pStyle w:val="Compact"/>
-        <w:numPr>
-          <w:ilvl w:val="0"/>
-          <w:numId w:val="1008"/>
+        <w:numPr>
+          <w:ilvl w:val="0"/>
+          <w:numId w:val="1007"/>
         </w:numPr>
       </w:pPr>
       <w:r>
@@ -3003,10 +2950,9 @@
     </w:p>
     <w:p>
       <w:pPr>
-        <w:pStyle w:val="Compact"/>
-        <w:numPr>
-          <w:ilvl w:val="0"/>
-          <w:numId w:val="1008"/>
+        <w:numPr>
+          <w:ilvl w:val="0"/>
+          <w:numId w:val="1007"/>
         </w:numPr>
       </w:pPr>
       <w:r>
@@ -3041,10 +2987,9 @@
     </w:p>
     <w:p>
       <w:pPr>
-        <w:pStyle w:val="Compact"/>
-        <w:numPr>
-          <w:ilvl w:val="0"/>
-          <w:numId w:val="1008"/>
+        <w:numPr>
+          <w:ilvl w:val="0"/>
+          <w:numId w:val="1007"/>
         </w:numPr>
       </w:pPr>
       <w:r>
@@ -3079,10 +3024,9 @@
     </w:p>
     <w:p>
       <w:pPr>
-        <w:pStyle w:val="Compact"/>
-        <w:numPr>
-          <w:ilvl w:val="0"/>
-          <w:numId w:val="1008"/>
+        <w:numPr>
+          <w:ilvl w:val="0"/>
+          <w:numId w:val="1007"/>
         </w:numPr>
       </w:pPr>
       <w:r>
@@ -3117,10 +3061,9 @@
     </w:p>
     <w:p>
       <w:pPr>
-        <w:pStyle w:val="Compact"/>
-        <w:numPr>
-          <w:ilvl w:val="0"/>
-          <w:numId w:val="1008"/>
+        <w:numPr>
+          <w:ilvl w:val="0"/>
+          <w:numId w:val="1007"/>
         </w:numPr>
       </w:pPr>
       <w:r>
@@ -3155,10 +3098,9 @@
     </w:p>
     <w:p>
       <w:pPr>
-        <w:pStyle w:val="Compact"/>
-        <w:numPr>
-          <w:ilvl w:val="0"/>
-          <w:numId w:val="1008"/>
+        <w:numPr>
+          <w:ilvl w:val="0"/>
+          <w:numId w:val="1007"/>
         </w:numPr>
       </w:pPr>
       <w:r>
@@ -3193,10 +3135,9 @@
     </w:p>
     <w:p>
       <w:pPr>
-        <w:pStyle w:val="Compact"/>
-        <w:numPr>
-          <w:ilvl w:val="0"/>
-          <w:numId w:val="1008"/>
+        <w:numPr>
+          <w:ilvl w:val="0"/>
+          <w:numId w:val="1007"/>
         </w:numPr>
       </w:pPr>
       <w:r>
@@ -3231,10 +3172,9 @@
     </w:p>
     <w:p>
       <w:pPr>
-        <w:pStyle w:val="Compact"/>
-        <w:numPr>
-          <w:ilvl w:val="0"/>
-          <w:numId w:val="1008"/>
+        <w:numPr>
+          <w:ilvl w:val="0"/>
+          <w:numId w:val="1007"/>
         </w:numPr>
       </w:pPr>
       <w:r>
@@ -3269,10 +3209,9 @@
     </w:p>
     <w:p>
       <w:pPr>
-        <w:pStyle w:val="Compact"/>
-        <w:numPr>
-          <w:ilvl w:val="0"/>
-          <w:numId w:val="1008"/>
+        <w:numPr>
+          <w:ilvl w:val="0"/>
+          <w:numId w:val="1007"/>
         </w:numPr>
       </w:pPr>
       <w:r>
@@ -3307,10 +3246,9 @@
     </w:p>
     <w:p>
       <w:pPr>
-        <w:pStyle w:val="Compact"/>
-        <w:numPr>
-          <w:ilvl w:val="0"/>
-          <w:numId w:val="1008"/>
+        <w:numPr>
+          <w:ilvl w:val="0"/>
+          <w:numId w:val="1007"/>
         </w:numPr>
       </w:pPr>
       <w:r>
@@ -3345,10 +3283,9 @@
     </w:p>
     <w:p>
       <w:pPr>
-        <w:pStyle w:val="Compact"/>
-        <w:numPr>
-          <w:ilvl w:val="0"/>
-          <w:numId w:val="1008"/>
+        <w:numPr>
+          <w:ilvl w:val="0"/>
+          <w:numId w:val="1007"/>
         </w:numPr>
       </w:pPr>
       <w:r>
@@ -3383,10 +3320,9 @@
     </w:p>
     <w:p>
       <w:pPr>
-        <w:pStyle w:val="Compact"/>
-        <w:numPr>
-          <w:ilvl w:val="0"/>
-          <w:numId w:val="1008"/>
+        <w:numPr>
+          <w:ilvl w:val="0"/>
+          <w:numId w:val="1007"/>
         </w:numPr>
       </w:pPr>
       <w:r>
@@ -3415,10 +3351,9 @@
     </w:p>
     <w:p>
       <w:pPr>
-        <w:pStyle w:val="Compact"/>
-        <w:numPr>
-          <w:ilvl w:val="0"/>
-          <w:numId w:val="1008"/>
+        <w:numPr>
+          <w:ilvl w:val="0"/>
+          <w:numId w:val="1007"/>
         </w:numPr>
       </w:pPr>
       <w:r>
@@ -3453,10 +3388,9 @@
     </w:p>
     <w:p>
       <w:pPr>
-        <w:pStyle w:val="Compact"/>
-        <w:numPr>
-          <w:ilvl w:val="0"/>
-          <w:numId w:val="1008"/>
+        <w:numPr>
+          <w:ilvl w:val="0"/>
+          <w:numId w:val="1007"/>
         </w:numPr>
       </w:pPr>
       <w:r>
@@ -3491,10 +3425,9 @@
     </w:p>
     <w:p>
       <w:pPr>
-        <w:pStyle w:val="Compact"/>
-        <w:numPr>
-          <w:ilvl w:val="0"/>
-          <w:numId w:val="1008"/>
+        <w:numPr>
+          <w:ilvl w:val="0"/>
+          <w:numId w:val="1007"/>
         </w:numPr>
       </w:pPr>
       <w:r>
@@ -3529,10 +3462,9 @@
     </w:p>
     <w:p>
       <w:pPr>
-        <w:pStyle w:val="Compact"/>
-        <w:numPr>
-          <w:ilvl w:val="0"/>
-          <w:numId w:val="1008"/>
+        <w:numPr>
+          <w:ilvl w:val="0"/>
+          <w:numId w:val="1007"/>
         </w:numPr>
       </w:pPr>
       <w:r>
@@ -3567,10 +3499,9 @@
     </w:p>
     <w:p>
       <w:pPr>
-        <w:pStyle w:val="Compact"/>
-        <w:numPr>
-          <w:ilvl w:val="0"/>
-          <w:numId w:val="1008"/>
+        <w:numPr>
+          <w:ilvl w:val="0"/>
+          <w:numId w:val="1007"/>
         </w:numPr>
       </w:pPr>
       <w:r>
@@ -3605,10 +3536,9 @@
     </w:p>
     <w:p>
       <w:pPr>
-        <w:pStyle w:val="Compact"/>
-        <w:numPr>
-          <w:ilvl w:val="0"/>
-          <w:numId w:val="1008"/>
+        <w:numPr>
+          <w:ilvl w:val="0"/>
+          <w:numId w:val="1007"/>
         </w:numPr>
       </w:pPr>
       <w:r>
@@ -3643,10 +3573,9 @@
     </w:p>
     <w:p>
       <w:pPr>
-        <w:pStyle w:val="Compact"/>
-        <w:numPr>
-          <w:ilvl w:val="0"/>
-          <w:numId w:val="1008"/>
+        <w:numPr>
+          <w:ilvl w:val="0"/>
+          <w:numId w:val="1007"/>
         </w:numPr>
       </w:pPr>
       <w:r>
@@ -3681,10 +3610,9 @@
     </w:p>
     <w:p>
       <w:pPr>
-        <w:pStyle w:val="Compact"/>
-        <w:numPr>
-          <w:ilvl w:val="0"/>
-          <w:numId w:val="1008"/>
+        <w:numPr>
+          <w:ilvl w:val="0"/>
+          <w:numId w:val="1007"/>
         </w:numPr>
       </w:pPr>
       <w:r>
@@ -3719,10 +3647,9 @@
     </w:p>
     <w:p>
       <w:pPr>
-        <w:pStyle w:val="Compact"/>
-        <w:numPr>
-          <w:ilvl w:val="0"/>
-          <w:numId w:val="1008"/>
+        <w:numPr>
+          <w:ilvl w:val="0"/>
+          <w:numId w:val="1007"/>
         </w:numPr>
       </w:pPr>
       <w:r>
@@ -3757,10 +3684,9 @@
     </w:p>
     <w:p>
       <w:pPr>
-        <w:pStyle w:val="Compact"/>
-        <w:numPr>
-          <w:ilvl w:val="0"/>
-          <w:numId w:val="1008"/>
+        <w:numPr>
+          <w:ilvl w:val="0"/>
+          <w:numId w:val="1007"/>
         </w:numPr>
       </w:pPr>
       <w:r>
@@ -3795,10 +3721,9 @@
     </w:p>
     <w:p>
       <w:pPr>
-        <w:pStyle w:val="Compact"/>
-        <w:numPr>
-          <w:ilvl w:val="0"/>
-          <w:numId w:val="1008"/>
+        <w:numPr>
+          <w:ilvl w:val="0"/>
+          <w:numId w:val="1007"/>
         </w:numPr>
       </w:pPr>
       <w:r>
@@ -3833,10 +3758,9 @@
     </w:p>
     <w:p>
       <w:pPr>
-        <w:pStyle w:val="Compact"/>
-        <w:numPr>
-          <w:ilvl w:val="0"/>
-          <w:numId w:val="1008"/>
+        <w:numPr>
+          <w:ilvl w:val="0"/>
+          <w:numId w:val="1007"/>
         </w:numPr>
       </w:pPr>
       <w:r>
@@ -3871,10 +3795,9 @@
     </w:p>
     <w:p>
       <w:pPr>
-        <w:pStyle w:val="Compact"/>
-        <w:numPr>
-          <w:ilvl w:val="0"/>
-          <w:numId w:val="1008"/>
+        <w:numPr>
+          <w:ilvl w:val="0"/>
+          <w:numId w:val="1007"/>
         </w:numPr>
       </w:pPr>
       <w:r>
@@ -3909,10 +3832,9 @@
     </w:p>
     <w:p>
       <w:pPr>
-        <w:pStyle w:val="Compact"/>
-        <w:numPr>
-          <w:ilvl w:val="0"/>
-          <w:numId w:val="1008"/>
+        <w:numPr>
+          <w:ilvl w:val="0"/>
+          <w:numId w:val="1007"/>
         </w:numPr>
       </w:pPr>
       <w:r>
@@ -3947,10 +3869,9 @@
     </w:p>
     <w:p>
       <w:pPr>
-        <w:pStyle w:val="Compact"/>
-        <w:numPr>
-          <w:ilvl w:val="0"/>
-          <w:numId w:val="1008"/>
+        <w:numPr>
+          <w:ilvl w:val="0"/>
+          <w:numId w:val="1007"/>
         </w:numPr>
       </w:pPr>
       <w:r>
@@ -3985,10 +3906,9 @@
     </w:p>
     <w:p>
       <w:pPr>
-        <w:pStyle w:val="Compact"/>
-        <w:numPr>
-          <w:ilvl w:val="0"/>
-          <w:numId w:val="1008"/>
+        <w:numPr>
+          <w:ilvl w:val="0"/>
+          <w:numId w:val="1007"/>
         </w:numPr>
       </w:pPr>
       <w:r>
@@ -4023,10 +3943,9 @@
     </w:p>
     <w:p>
       <w:pPr>
-        <w:pStyle w:val="Compact"/>
-        <w:numPr>
-          <w:ilvl w:val="0"/>
-          <w:numId w:val="1008"/>
+        <w:numPr>
+          <w:ilvl w:val="0"/>
+          <w:numId w:val="1007"/>
         </w:numPr>
       </w:pPr>
       <w:r>
@@ -4061,10 +3980,9 @@
     </w:p>
     <w:p>
       <w:pPr>
-        <w:pStyle w:val="Compact"/>
-        <w:numPr>
-          <w:ilvl w:val="0"/>
-          <w:numId w:val="1008"/>
+        <w:numPr>
+          <w:ilvl w:val="0"/>
+          <w:numId w:val="1007"/>
         </w:numPr>
       </w:pPr>
       <w:r>
@@ -4099,10 +4017,9 @@
     </w:p>
     <w:p>
       <w:pPr>
-        <w:pStyle w:val="Compact"/>
-        <w:numPr>
-          <w:ilvl w:val="0"/>
-          <w:numId w:val="1008"/>
+        <w:numPr>
+          <w:ilvl w:val="0"/>
+          <w:numId w:val="1007"/>
         </w:numPr>
       </w:pPr>
       <w:r>
@@ -4137,10 +4054,9 @@
     </w:p>
     <w:p>
       <w:pPr>
-        <w:pStyle w:val="Compact"/>
-        <w:numPr>
-          <w:ilvl w:val="0"/>
-          <w:numId w:val="1008"/>
+        <w:numPr>
+          <w:ilvl w:val="0"/>
+          <w:numId w:val="1007"/>
         </w:numPr>
       </w:pPr>
       <w:r>
@@ -4175,10 +4091,9 @@
     </w:p>
     <w:p>
       <w:pPr>
-        <w:pStyle w:val="Compact"/>
-        <w:numPr>
-          <w:ilvl w:val="0"/>
-          <w:numId w:val="1008"/>
+        <w:numPr>
+          <w:ilvl w:val="0"/>
+          <w:numId w:val="1007"/>
         </w:numPr>
       </w:pPr>
       <w:r>
@@ -4213,10 +4128,9 @@
     </w:p>
     <w:p>
       <w:pPr>
-        <w:pStyle w:val="Compact"/>
-        <w:numPr>
-          <w:ilvl w:val="0"/>
-          <w:numId w:val="1008"/>
+        <w:numPr>
+          <w:ilvl w:val="0"/>
+          <w:numId w:val="1007"/>
         </w:numPr>
       </w:pPr>
       <w:r>
@@ -4251,10 +4165,9 @@
     </w:p>
     <w:p>
       <w:pPr>
-        <w:pStyle w:val="Compact"/>
-        <w:numPr>
-          <w:ilvl w:val="0"/>
-          <w:numId w:val="1008"/>
+        <w:numPr>
+          <w:ilvl w:val="0"/>
+          <w:numId w:val="1007"/>
         </w:numPr>
       </w:pPr>
       <w:r>
@@ -4289,10 +4202,9 @@
     </w:p>
     <w:p>
       <w:pPr>
-        <w:pStyle w:val="Compact"/>
-        <w:numPr>
-          <w:ilvl w:val="0"/>
-          <w:numId w:val="1008"/>
+        <w:numPr>
+          <w:ilvl w:val="0"/>
+          <w:numId w:val="1007"/>
         </w:numPr>
       </w:pPr>
       <w:r>
@@ -4321,10 +4233,9 @@
     </w:p>
     <w:p>
       <w:pPr>
-        <w:pStyle w:val="Compact"/>
-        <w:numPr>
-          <w:ilvl w:val="0"/>
-          <w:numId w:val="1008"/>
+        <w:numPr>
+          <w:ilvl w:val="0"/>
+          <w:numId w:val="1007"/>
         </w:numPr>
       </w:pPr>
       <w:r>
@@ -4359,10 +4270,9 @@
     </w:p>
     <w:p>
       <w:pPr>
-        <w:pStyle w:val="Compact"/>
-        <w:numPr>
-          <w:ilvl w:val="0"/>
-          <w:numId w:val="1008"/>
+        <w:numPr>
+          <w:ilvl w:val="0"/>
+          <w:numId w:val="1007"/>
         </w:numPr>
       </w:pPr>
       <w:r>
@@ -4397,10 +4307,9 @@
     </w:p>
     <w:p>
       <w:pPr>
-        <w:pStyle w:val="Compact"/>
-        <w:numPr>
-          <w:ilvl w:val="0"/>
-          <w:numId w:val="1008"/>
+        <w:numPr>
+          <w:ilvl w:val="0"/>
+          <w:numId w:val="1007"/>
         </w:numPr>
       </w:pPr>
       <w:r>
@@ -4435,10 +4344,9 @@
     </w:p>
     <w:p>
       <w:pPr>
-        <w:pStyle w:val="Compact"/>
-        <w:numPr>
-          <w:ilvl w:val="0"/>
-          <w:numId w:val="1008"/>
+        <w:numPr>
+          <w:ilvl w:val="0"/>
+          <w:numId w:val="1007"/>
         </w:numPr>
       </w:pPr>
       <w:r>
@@ -4473,10 +4381,9 @@
     </w:p>
     <w:p>
       <w:pPr>
-        <w:pStyle w:val="Compact"/>
-        <w:numPr>
-          <w:ilvl w:val="0"/>
-          <w:numId w:val="1008"/>
+        <w:numPr>
+          <w:ilvl w:val="0"/>
+          <w:numId w:val="1007"/>
         </w:numPr>
       </w:pPr>
       <w:r>
@@ -4511,10 +4418,9 @@
     </w:p>
     <w:p>
       <w:pPr>
-        <w:pStyle w:val="Compact"/>
-        <w:numPr>
-          <w:ilvl w:val="0"/>
-          <w:numId w:val="1008"/>
+        <w:numPr>
+          <w:ilvl w:val="0"/>
+          <w:numId w:val="1007"/>
         </w:numPr>
       </w:pPr>
       <w:r>
@@ -4549,10 +4455,9 @@
     </w:p>
     <w:p>
       <w:pPr>
-        <w:pStyle w:val="Compact"/>
-        <w:numPr>
-          <w:ilvl w:val="0"/>
-          <w:numId w:val="1008"/>
+        <w:numPr>
+          <w:ilvl w:val="0"/>
+          <w:numId w:val="1007"/>
         </w:numPr>
       </w:pPr>
       <w:r>
@@ -4587,10 +4492,9 @@
     </w:p>
     <w:p>
       <w:pPr>
-        <w:pStyle w:val="Compact"/>
-        <w:numPr>
-          <w:ilvl w:val="0"/>
-          <w:numId w:val="1008"/>
+        <w:numPr>
+          <w:ilvl w:val="0"/>
+          <w:numId w:val="1007"/>
         </w:numPr>
       </w:pPr>
       <w:r>
@@ -4625,10 +4529,9 @@
     </w:p>
     <w:p>
       <w:pPr>
-        <w:pStyle w:val="Compact"/>
-        <w:numPr>
-          <w:ilvl w:val="0"/>
-          <w:numId w:val="1008"/>
+        <w:numPr>
+          <w:ilvl w:val="0"/>
+          <w:numId w:val="1007"/>
         </w:numPr>
       </w:pPr>
       <w:r>
@@ -4663,10 +4566,9 @@
     </w:p>
     <w:p>
       <w:pPr>
-        <w:pStyle w:val="Compact"/>
-        <w:numPr>
-          <w:ilvl w:val="0"/>
-          <w:numId w:val="1008"/>
+        <w:numPr>
+          <w:ilvl w:val="0"/>
+          <w:numId w:val="1007"/>
         </w:numPr>
       </w:pPr>
       <w:r>
@@ -4701,10 +4603,9 @@
     </w:p>
     <w:p>
       <w:pPr>
-        <w:pStyle w:val="Compact"/>
-        <w:numPr>
-          <w:ilvl w:val="0"/>
-          <w:numId w:val="1008"/>
+        <w:numPr>
+          <w:ilvl w:val="0"/>
+          <w:numId w:val="1007"/>
         </w:numPr>
       </w:pPr>
       <w:r>
@@ -4739,10 +4640,9 @@
     </w:p>
     <w:p>
       <w:pPr>
-        <w:pStyle w:val="Compact"/>
-        <w:numPr>
-          <w:ilvl w:val="0"/>
-          <w:numId w:val="1008"/>
+        <w:numPr>
+          <w:ilvl w:val="0"/>
+          <w:numId w:val="1007"/>
         </w:numPr>
       </w:pPr>
       <w:r>
@@ -4777,10 +4677,9 @@
     </w:p>
     <w:p>
       <w:pPr>
-        <w:pStyle w:val="Compact"/>
-        <w:numPr>
-          <w:ilvl w:val="0"/>
-          <w:numId w:val="1008"/>
+        <w:numPr>
+          <w:ilvl w:val="0"/>
+          <w:numId w:val="1007"/>
         </w:numPr>
       </w:pPr>
       <w:r>
@@ -4815,10 +4714,9 @@
     </w:p>
     <w:p>
       <w:pPr>
-        <w:pStyle w:val="Compact"/>
-        <w:numPr>
-          <w:ilvl w:val="0"/>
-          <w:numId w:val="1008"/>
+        <w:numPr>
+          <w:ilvl w:val="0"/>
+          <w:numId w:val="1007"/>
         </w:numPr>
       </w:pPr>
       <w:r>
@@ -4853,10 +4751,9 @@
     </w:p>
     <w:p>
       <w:pPr>
-        <w:pStyle w:val="Compact"/>
-        <w:numPr>
-          <w:ilvl w:val="0"/>
-          <w:numId w:val="1008"/>
+        <w:numPr>
+          <w:ilvl w:val="0"/>
+          <w:numId w:val="1007"/>
         </w:numPr>
       </w:pPr>
       <w:r>
@@ -4891,10 +4788,9 @@
     </w:p>
     <w:p>
       <w:pPr>
-        <w:pStyle w:val="Compact"/>
-        <w:numPr>
-          <w:ilvl w:val="0"/>
-          <w:numId w:val="1008"/>
+        <w:numPr>
+          <w:ilvl w:val="0"/>
+          <w:numId w:val="1007"/>
         </w:numPr>
       </w:pPr>
       <w:r>
@@ -4929,10 +4825,9 @@
     </w:p>
     <w:p>
       <w:pPr>
-        <w:pStyle w:val="Compact"/>
-        <w:numPr>
-          <w:ilvl w:val="0"/>
-          <w:numId w:val="1008"/>
+        <w:numPr>
+          <w:ilvl w:val="0"/>
+          <w:numId w:val="1007"/>
         </w:numPr>
       </w:pPr>
       <w:r>
@@ -4961,10 +4856,9 @@
     </w:p>
     <w:p>
       <w:pPr>
-        <w:pStyle w:val="Compact"/>
-        <w:numPr>
-          <w:ilvl w:val="0"/>
-          <w:numId w:val="1008"/>
+        <w:numPr>
+          <w:ilvl w:val="0"/>
+          <w:numId w:val="1007"/>
         </w:numPr>
       </w:pPr>
       <w:r>
@@ -4999,10 +4893,9 @@
     </w:p>
     <w:p>
       <w:pPr>
-        <w:pStyle w:val="Compact"/>
-        <w:numPr>
-          <w:ilvl w:val="0"/>
-          <w:numId w:val="1008"/>
+        <w:numPr>
+          <w:ilvl w:val="0"/>
+          <w:numId w:val="1007"/>
         </w:numPr>
       </w:pPr>
       <w:r>
@@ -5037,10 +4930,9 @@
     </w:p>
     <w:p>
       <w:pPr>
-        <w:pStyle w:val="Compact"/>
-        <w:numPr>
-          <w:ilvl w:val="0"/>
-          <w:numId w:val="1008"/>
+        <w:numPr>
+          <w:ilvl w:val="0"/>
+          <w:numId w:val="1007"/>
         </w:numPr>
       </w:pPr>
       <w:r>
@@ -5075,10 +4967,9 @@
     </w:p>
     <w:p>
       <w:pPr>
-        <w:pStyle w:val="Compact"/>
-        <w:numPr>
-          <w:ilvl w:val="0"/>
-          <w:numId w:val="1008"/>
+        <w:numPr>
+          <w:ilvl w:val="0"/>
+          <w:numId w:val="1007"/>
         </w:numPr>
       </w:pPr>
       <w:r>
@@ -5113,10 +5004,9 @@
     </w:p>
     <w:p>
       <w:pPr>
-        <w:pStyle w:val="Compact"/>
-        <w:numPr>
-          <w:ilvl w:val="0"/>
-          <w:numId w:val="1008"/>
+        <w:numPr>
+          <w:ilvl w:val="0"/>
+          <w:numId w:val="1007"/>
         </w:numPr>
       </w:pPr>
       <w:r>
@@ -5151,10 +5041,9 @@
     </w:p>
     <w:p>
       <w:pPr>
-        <w:pStyle w:val="Compact"/>
-        <w:numPr>
-          <w:ilvl w:val="0"/>
-          <w:numId w:val="1008"/>
+        <w:numPr>
+          <w:ilvl w:val="0"/>
+          <w:numId w:val="1007"/>
         </w:numPr>
       </w:pPr>
       <w:r>
@@ -5189,10 +5078,9 @@
     </w:p>
     <w:p>
       <w:pPr>
-        <w:pStyle w:val="Compact"/>
-        <w:numPr>
-          <w:ilvl w:val="0"/>
-          <w:numId w:val="1008"/>
+        <w:numPr>
+          <w:ilvl w:val="0"/>
+          <w:numId w:val="1007"/>
         </w:numPr>
       </w:pPr>
       <w:r>
@@ -5227,10 +5115,9 @@
     </w:p>
     <w:p>
       <w:pPr>
-        <w:pStyle w:val="Compact"/>
-        <w:numPr>
-          <w:ilvl w:val="0"/>
-          <w:numId w:val="1008"/>
+        <w:numPr>
+          <w:ilvl w:val="0"/>
+          <w:numId w:val="1007"/>
         </w:numPr>
       </w:pPr>
       <w:r>
@@ -5259,10 +5146,9 @@
     </w:p>
     <w:p>
       <w:pPr>
-        <w:pStyle w:val="Compact"/>
-        <w:numPr>
-          <w:ilvl w:val="0"/>
-          <w:numId w:val="1008"/>
+        <w:numPr>
+          <w:ilvl w:val="0"/>
+          <w:numId w:val="1007"/>
         </w:numPr>
       </w:pPr>
       <w:r>
@@ -5297,10 +5183,9 @@
     </w:p>
     <w:p>
       <w:pPr>
-        <w:pStyle w:val="Compact"/>
-        <w:numPr>
-          <w:ilvl w:val="0"/>
-          <w:numId w:val="1008"/>
+        <w:numPr>
+          <w:ilvl w:val="0"/>
+          <w:numId w:val="1007"/>
         </w:numPr>
       </w:pPr>
       <w:r>
@@ -5335,10 +5220,9 @@
     </w:p>
     <w:p>
       <w:pPr>
-        <w:pStyle w:val="Compact"/>
-        <w:numPr>
-          <w:ilvl w:val="0"/>
-          <w:numId w:val="1008"/>
+        <w:numPr>
+          <w:ilvl w:val="0"/>
+          <w:numId w:val="1007"/>
         </w:numPr>
       </w:pPr>
       <w:r>
@@ -5373,10 +5257,9 @@
     </w:p>
     <w:p>
       <w:pPr>
-        <w:pStyle w:val="Compact"/>
-        <w:numPr>
-          <w:ilvl w:val="0"/>
-          <w:numId w:val="1008"/>
+        <w:numPr>
+          <w:ilvl w:val="0"/>
+          <w:numId w:val="1007"/>
         </w:numPr>
       </w:pPr>
       <w:r>
@@ -5411,10 +5294,9 @@
     </w:p>
     <w:p>
       <w:pPr>
-        <w:pStyle w:val="Compact"/>
-        <w:numPr>
-          <w:ilvl w:val="0"/>
-          <w:numId w:val="1008"/>
+        <w:numPr>
+          <w:ilvl w:val="0"/>
+          <w:numId w:val="1007"/>
         </w:numPr>
       </w:pPr>
       <w:r>
@@ -5449,10 +5331,9 @@
     </w:p>
     <w:p>
       <w:pPr>
-        <w:pStyle w:val="Compact"/>
-        <w:numPr>
-          <w:ilvl w:val="0"/>
-          <w:numId w:val="1008"/>
+        <w:numPr>
+          <w:ilvl w:val="0"/>
+          <w:numId w:val="1007"/>
         </w:numPr>
       </w:pPr>
       <w:r>
@@ -5507,7 +5388,7 @@
       <w:pPr>
         <w:numPr>
           <w:ilvl w:val="0"/>
-          <w:numId w:val="1009"/>
+          <w:numId w:val="1008"/>
         </w:numPr>
       </w:pPr>
       <w:r>
@@ -5537,7 +5418,7 @@
       <w:pPr>
         <w:numPr>
           <w:ilvl w:val="0"/>
-          <w:numId w:val="1009"/>
+          <w:numId w:val="1008"/>
         </w:numPr>
       </w:pPr>
       <w:r>
@@ -5567,7 +5448,7 @@
       <w:pPr>
         <w:numPr>
           <w:ilvl w:val="0"/>
-          <w:numId w:val="1009"/>
+          <w:numId w:val="1008"/>
         </w:numPr>
       </w:pPr>
       <w:r>
@@ -5609,7 +5490,7 @@
       <w:pPr>
         <w:numPr>
           <w:ilvl w:val="0"/>
-          <w:numId w:val="1009"/>
+          <w:numId w:val="1008"/>
         </w:numPr>
       </w:pPr>
       <w:r>
@@ -5645,7 +5526,7 @@
       <w:pPr>
         <w:numPr>
           <w:ilvl w:val="0"/>
-          <w:numId w:val="1009"/>
+          <w:numId w:val="1008"/>
         </w:numPr>
       </w:pPr>
       <w:r>
@@ -5675,7 +5556,7 @@
       <w:pPr>
         <w:numPr>
           <w:ilvl w:val="0"/>
-          <w:numId w:val="1009"/>
+          <w:numId w:val="1008"/>
         </w:numPr>
       </w:pPr>
       <w:r>
@@ -5705,7 +5586,7 @@
       <w:pPr>
         <w:numPr>
           <w:ilvl w:val="0"/>
-          <w:numId w:val="1009"/>
+          <w:numId w:val="1008"/>
         </w:numPr>
       </w:pPr>
       <w:r>
@@ -5753,7 +5634,7 @@
         <w:pStyle w:val="Compact"/>
         <w:numPr>
           <w:ilvl w:val="0"/>
-          <w:numId w:val="1010"/>
+          <w:numId w:val="1009"/>
         </w:numPr>
       </w:pPr>
       <w:r>
@@ -5793,10 +5674,9 @@
     </w:p>
     <w:p>
       <w:pPr>
-        <w:pStyle w:val="Compact"/>
-        <w:numPr>
-          <w:ilvl w:val="0"/>
-          <w:numId w:val="1011"/>
+        <w:numPr>
+          <w:ilvl w:val="0"/>
+          <w:numId w:val="1010"/>
         </w:numPr>
       </w:pPr>
       <w:r>
@@ -5825,10 +5705,9 @@
     </w:p>
     <w:p>
       <w:pPr>
-        <w:pStyle w:val="Compact"/>
-        <w:numPr>
-          <w:ilvl w:val="0"/>
-          <w:numId w:val="1011"/>
+        <w:numPr>
+          <w:ilvl w:val="0"/>
+          <w:numId w:val="1010"/>
         </w:numPr>
       </w:pPr>
       <w:r>
@@ -5857,10 +5736,9 @@
     </w:p>
     <w:p>
       <w:pPr>
-        <w:pStyle w:val="Compact"/>
-        <w:numPr>
-          <w:ilvl w:val="0"/>
-          <w:numId w:val="1011"/>
+        <w:numPr>
+          <w:ilvl w:val="0"/>
+          <w:numId w:val="1010"/>
         </w:numPr>
       </w:pPr>
       <w:r>
@@ -5889,10 +5767,9 @@
     </w:p>
     <w:p>
       <w:pPr>
-        <w:pStyle w:val="Compact"/>
-        <w:numPr>
-          <w:ilvl w:val="0"/>
-          <w:numId w:val="1011"/>
+        <w:numPr>
+          <w:ilvl w:val="0"/>
+          <w:numId w:val="1010"/>
         </w:numPr>
       </w:pPr>
       <w:r>
@@ -5921,10 +5798,9 @@
     </w:p>
     <w:p>
       <w:pPr>
-        <w:pStyle w:val="Compact"/>
-        <w:numPr>
-          <w:ilvl w:val="0"/>
-          <w:numId w:val="1011"/>
+        <w:numPr>
+          <w:ilvl w:val="0"/>
+          <w:numId w:val="1010"/>
         </w:numPr>
       </w:pPr>
       <w:r>
@@ -5953,10 +5829,9 @@
     </w:p>
     <w:p>
       <w:pPr>
-        <w:pStyle w:val="Compact"/>
-        <w:numPr>
-          <w:ilvl w:val="0"/>
-          <w:numId w:val="1011"/>
+        <w:numPr>
+          <w:ilvl w:val="0"/>
+          <w:numId w:val="1010"/>
         </w:numPr>
       </w:pPr>
       <w:r>
@@ -5985,10 +5860,9 @@
     </w:p>
     <w:p>
       <w:pPr>
-        <w:pStyle w:val="Compact"/>
-        <w:numPr>
-          <w:ilvl w:val="0"/>
-          <w:numId w:val="1011"/>
+        <w:numPr>
+          <w:ilvl w:val="0"/>
+          <w:numId w:val="1010"/>
         </w:numPr>
       </w:pPr>
       <w:r>
@@ -6023,10 +5897,9 @@
     </w:p>
     <w:p>
       <w:pPr>
-        <w:pStyle w:val="Compact"/>
-        <w:numPr>
-          <w:ilvl w:val="0"/>
-          <w:numId w:val="1011"/>
+        <w:numPr>
+          <w:ilvl w:val="0"/>
+          <w:numId w:val="1010"/>
         </w:numPr>
       </w:pPr>
       <w:r>
@@ -6055,10 +5928,9 @@
     </w:p>
     <w:p>
       <w:pPr>
-        <w:pStyle w:val="Compact"/>
-        <w:numPr>
-          <w:ilvl w:val="0"/>
-          <w:numId w:val="1011"/>
+        <w:numPr>
+          <w:ilvl w:val="0"/>
+          <w:numId w:val="1010"/>
         </w:numPr>
       </w:pPr>
       <w:r>
@@ -6093,10 +5965,9 @@
     </w:p>
     <w:p>
       <w:pPr>
-        <w:pStyle w:val="Compact"/>
-        <w:numPr>
-          <w:ilvl w:val="0"/>
-          <w:numId w:val="1011"/>
+        <w:numPr>
+          <w:ilvl w:val="0"/>
+          <w:numId w:val="1010"/>
         </w:numPr>
       </w:pPr>
       <w:r>
@@ -6125,10 +5996,9 @@
     </w:p>
     <w:p>
       <w:pPr>
-        <w:pStyle w:val="Compact"/>
-        <w:numPr>
-          <w:ilvl w:val="0"/>
-          <w:numId w:val="1011"/>
+        <w:numPr>
+          <w:ilvl w:val="0"/>
+          <w:numId w:val="1010"/>
         </w:numPr>
       </w:pPr>
       <w:r>
@@ -6157,10 +6027,9 @@
     </w:p>
     <w:p>
       <w:pPr>
-        <w:pStyle w:val="Compact"/>
-        <w:numPr>
-          <w:ilvl w:val="0"/>
-          <w:numId w:val="1011"/>
+        <w:numPr>
+          <w:ilvl w:val="0"/>
+          <w:numId w:val="1010"/>
         </w:numPr>
       </w:pPr>
       <w:r>
@@ -6189,10 +6058,9 @@
     </w:p>
     <w:p>
       <w:pPr>
-        <w:pStyle w:val="Compact"/>
-        <w:numPr>
-          <w:ilvl w:val="0"/>
-          <w:numId w:val="1011"/>
+        <w:numPr>
+          <w:ilvl w:val="0"/>
+          <w:numId w:val="1010"/>
         </w:numPr>
       </w:pPr>
       <w:r>
@@ -6221,10 +6089,9 @@
     </w:p>
     <w:p>
       <w:pPr>
-        <w:pStyle w:val="Compact"/>
-        <w:numPr>
-          <w:ilvl w:val="0"/>
-          <w:numId w:val="1011"/>
+        <w:numPr>
+          <w:ilvl w:val="0"/>
+          <w:numId w:val="1010"/>
         </w:numPr>
       </w:pPr>
       <w:r>
@@ -6253,10 +6120,9 @@
     </w:p>
     <w:p>
       <w:pPr>
-        <w:pStyle w:val="Compact"/>
-        <w:numPr>
-          <w:ilvl w:val="0"/>
-          <w:numId w:val="1011"/>
+        <w:numPr>
+          <w:ilvl w:val="0"/>
+          <w:numId w:val="1010"/>
         </w:numPr>
       </w:pPr>
       <w:r>
@@ -6285,10 +6151,9 @@
     </w:p>
     <w:p>
       <w:pPr>
-        <w:pStyle w:val="Compact"/>
-        <w:numPr>
-          <w:ilvl w:val="0"/>
-          <w:numId w:val="1011"/>
+        <w:numPr>
+          <w:ilvl w:val="0"/>
+          <w:numId w:val="1010"/>
         </w:numPr>
       </w:pPr>
       <w:r>
@@ -6317,10 +6182,9 @@
     </w:p>
     <w:p>
       <w:pPr>
-        <w:pStyle w:val="Compact"/>
-        <w:numPr>
-          <w:ilvl w:val="0"/>
-          <w:numId w:val="1011"/>
+        <w:numPr>
+          <w:ilvl w:val="0"/>
+          <w:numId w:val="1010"/>
         </w:numPr>
       </w:pPr>
       <w:r>
@@ -6355,10 +6219,9 @@
     </w:p>
     <w:p>
       <w:pPr>
-        <w:pStyle w:val="Compact"/>
-        <w:numPr>
-          <w:ilvl w:val="0"/>
-          <w:numId w:val="1011"/>
+        <w:numPr>
+          <w:ilvl w:val="0"/>
+          <w:numId w:val="1010"/>
         </w:numPr>
       </w:pPr>
       <w:r>
@@ -6393,10 +6256,9 @@
     </w:p>
     <w:p>
       <w:pPr>
-        <w:pStyle w:val="Compact"/>
-        <w:numPr>
-          <w:ilvl w:val="0"/>
-          <w:numId w:val="1011"/>
+        <w:numPr>
+          <w:ilvl w:val="0"/>
+          <w:numId w:val="1010"/>
         </w:numPr>
       </w:pPr>
       <w:r>
@@ -6431,10 +6293,9 @@
     </w:p>
     <w:p>
       <w:pPr>
-        <w:pStyle w:val="Compact"/>
-        <w:numPr>
-          <w:ilvl w:val="0"/>
-          <w:numId w:val="1011"/>
+        <w:numPr>
+          <w:ilvl w:val="0"/>
+          <w:numId w:val="1010"/>
         </w:numPr>
       </w:pPr>
       <w:r>
@@ -6469,10 +6330,9 @@
     </w:p>
     <w:p>
       <w:pPr>
-        <w:pStyle w:val="Compact"/>
-        <w:numPr>
-          <w:ilvl w:val="0"/>
-          <w:numId w:val="1011"/>
+        <w:numPr>
+          <w:ilvl w:val="0"/>
+          <w:numId w:val="1010"/>
         </w:numPr>
       </w:pPr>
       <w:r>
@@ -6507,10 +6367,9 @@
     </w:p>
     <w:p>
       <w:pPr>
-        <w:pStyle w:val="Compact"/>
-        <w:numPr>
-          <w:ilvl w:val="0"/>
-          <w:numId w:val="1011"/>
+        <w:numPr>
+          <w:ilvl w:val="0"/>
+          <w:numId w:val="1010"/>
         </w:numPr>
       </w:pPr>
       <w:r>
@@ -6545,10 +6404,9 @@
     </w:p>
     <w:p>
       <w:pPr>
-        <w:pStyle w:val="Compact"/>
-        <w:numPr>
-          <w:ilvl w:val="0"/>
-          <w:numId w:val="1011"/>
+        <w:numPr>
+          <w:ilvl w:val="0"/>
+          <w:numId w:val="1010"/>
         </w:numPr>
       </w:pPr>
       <w:r>
@@ -6583,10 +6441,9 @@
     </w:p>
     <w:p>
       <w:pPr>
-        <w:pStyle w:val="Compact"/>
-        <w:numPr>
-          <w:ilvl w:val="0"/>
-          <w:numId w:val="1011"/>
+        <w:numPr>
+          <w:ilvl w:val="0"/>
+          <w:numId w:val="1010"/>
         </w:numPr>
       </w:pPr>
       <w:r>
@@ -6615,10 +6472,9 @@
     </w:p>
     <w:p>
       <w:pPr>
-        <w:pStyle w:val="Compact"/>
-        <w:numPr>
-          <w:ilvl w:val="0"/>
-          <w:numId w:val="1011"/>
+        <w:numPr>
+          <w:ilvl w:val="0"/>
+          <w:numId w:val="1010"/>
         </w:numPr>
       </w:pPr>
       <w:r>
@@ -6653,10 +6509,9 @@
     </w:p>
     <w:p>
       <w:pPr>
-        <w:pStyle w:val="Compact"/>
-        <w:numPr>
-          <w:ilvl w:val="0"/>
-          <w:numId w:val="1011"/>
+        <w:numPr>
+          <w:ilvl w:val="0"/>
+          <w:numId w:val="1010"/>
         </w:numPr>
       </w:pPr>
       <w:r>
@@ -6691,10 +6546,9 @@
     </w:p>
     <w:p>
       <w:pPr>
-        <w:pStyle w:val="Compact"/>
-        <w:numPr>
-          <w:ilvl w:val="0"/>
-          <w:numId w:val="1011"/>
+        <w:numPr>
+          <w:ilvl w:val="0"/>
+          <w:numId w:val="1010"/>
         </w:numPr>
       </w:pPr>
       <w:r>
@@ -6729,10 +6583,9 @@
     </w:p>
     <w:p>
       <w:pPr>
-        <w:pStyle w:val="Compact"/>
-        <w:numPr>
-          <w:ilvl w:val="0"/>
-          <w:numId w:val="1011"/>
+        <w:numPr>
+          <w:ilvl w:val="0"/>
+          <w:numId w:val="1010"/>
         </w:numPr>
       </w:pPr>
       <w:r>
@@ -6767,10 +6620,9 @@
     </w:p>
     <w:p>
       <w:pPr>
-        <w:pStyle w:val="Compact"/>
-        <w:numPr>
-          <w:ilvl w:val="0"/>
-          <w:numId w:val="1011"/>
+        <w:numPr>
+          <w:ilvl w:val="0"/>
+          <w:numId w:val="1010"/>
         </w:numPr>
       </w:pPr>
       <w:r>
@@ -6805,10 +6657,9 @@
     </w:p>
     <w:p>
       <w:pPr>
-        <w:pStyle w:val="Compact"/>
-        <w:numPr>
-          <w:ilvl w:val="0"/>
-          <w:numId w:val="1011"/>
+        <w:numPr>
+          <w:ilvl w:val="0"/>
+          <w:numId w:val="1010"/>
         </w:numPr>
       </w:pPr>
       <w:r>
@@ -6879,7 +6730,7 @@
         <w:t xml:space="preserve">Ohio Health Homes Network Annual Meeting</w:t>
       </w:r>
       <w:r>
-        <w:t xml:space="preserve">. Columbus, OH. 2026</w:t>
+        <w:t xml:space="preserve">. Columbus, OH. 2026.</w:t>
       </w:r>
     </w:p>
     <w:p>
@@ -6900,7 +6751,7 @@
         <w:t xml:space="preserve">Pediatric Prepardness Network Weather Task Force Meeting</w:t>
       </w:r>
       <w:r>
-        <w:t xml:space="preserve">. Online. 2026</w:t>
+        <w:t xml:space="preserve">. Online. 2026.</w:t>
       </w:r>
     </w:p>
     <w:p>
@@ -6921,7 +6772,7 @@
         <w:t xml:space="preserve">Global Alliance for Genomics &amp; Health Exposure and Geolocation Meeting</w:t>
       </w:r>
       <w:r>
-        <w:t xml:space="preserve">. Online. 2025</w:t>
+        <w:t xml:space="preserve">. Online. 2025.</w:t>
       </w:r>
     </w:p>
     <w:p>
@@ -6942,7 +6793,7 @@
         <w:t xml:space="preserve">Lifespan Cognitive Neuroscience Seminar</w:t>
       </w:r>
       <w:r>
-        <w:t xml:space="preserve">. Detroit, MI. 2024</w:t>
+        <w:t xml:space="preserve">. Detroit, MI. 2024.</w:t>
       </w:r>
     </w:p>
     <w:p>
@@ -6963,7 +6814,7 @@
         <w:t xml:space="preserve">Citizens Climate Lobby, Cincinnati Chapter Meeting</w:t>
       </w:r>
       <w:r>
-        <w:t xml:space="preserve">. Cincinnati, OH. 2023</w:t>
+        <w:t xml:space="preserve">. Cincinnati, OH. 2023.</w:t>
       </w:r>
     </w:p>
     <w:p>
@@ -6984,7 +6835,7 @@
         <w:t xml:space="preserve">Yale Biostatistics Seminar</w:t>
       </w:r>
       <w:r>
-        <w:t xml:space="preserve">. Online. 2022</w:t>
+        <w:t xml:space="preserve">. Online. 2022.</w:t>
       </w:r>
     </w:p>
     <w:p>
@@ -7005,7 +6856,7 @@
         <w:t xml:space="preserve">Rare Diseases Clinical Research Network (RDCRN) Steering Committee Meeting</w:t>
       </w:r>
       <w:r>
-        <w:t xml:space="preserve">. Online. 2022</w:t>
+        <w:t xml:space="preserve">. Online. 2022.</w:t>
       </w:r>
     </w:p>
     <w:p>
@@ -7026,7 +6877,7 @@
         <w:t xml:space="preserve">Pediatric Academic Societies Annual Meeting</w:t>
       </w:r>
       <w:r>
-        <w:t xml:space="preserve">. Denver, CO. 2022</w:t>
+        <w:t xml:space="preserve">. Denver, CO. 2022.</w:t>
       </w:r>
     </w:p>
     <w:p>
@@ -7047,7 +6898,7 @@
         <w:t xml:space="preserve">NIH Bench to Bassinet PCGC EMR Extraction Working Group Meeting</w:t>
       </w:r>
       <w:r>
-        <w:t xml:space="preserve">. Online. 2022</w:t>
+        <w:t xml:space="preserve">. Online. 2022.</w:t>
       </w:r>
     </w:p>
     <w:p>
@@ -7068,7 +6919,7 @@
         <w:t xml:space="preserve">NIH Ethical, Legal, and Social Implications of Gene-Environment Interaction Research Workshop</w:t>
       </w:r>
       <w:r>
-        <w:t xml:space="preserve">. Online. 2022</w:t>
+        <w:t xml:space="preserve">. Online. 2022.</w:t>
       </w:r>
     </w:p>
     <w:p>
@@ -7089,7 +6940,7 @@
         <w:t xml:space="preserve">NIH Integrating Multiscale Geospatial Environmental Data into Large Population Health Studies Workshop</w:t>
       </w:r>
       <w:r>
-        <w:t xml:space="preserve">. Online. 2021</w:t>
+        <w:t xml:space="preserve">. Online. 2021.</w:t>
       </w:r>
     </w:p>
     <w:p>
@@ -7110,7 +6961,7 @@
         <w:t xml:space="preserve">Pediatric Acute Care Cardiology Collaborative Spring Conference</w:t>
       </w:r>
       <w:r>
-        <w:t xml:space="preserve">. Online. 2021</w:t>
+        <w:t xml:space="preserve">. Online. 2021.</w:t>
       </w:r>
     </w:p>
     <w:p>
@@ -7131,7 +6982,7 @@
         <w:t xml:space="preserve">SatRday Columbus</w:t>
       </w:r>
       <w:r>
-        <w:t xml:space="preserve">. Virtual. 2020</w:t>
+        <w:t xml:space="preserve">. Virtual. 2020.</w:t>
       </w:r>
     </w:p>
     <w:p>
@@ -7152,7 +7003,7 @@
         <w:t xml:space="preserve">Pediatric Musculoskeletal &amp; Rheumatology Innovation Core Center Seminar Series</w:t>
       </w:r>
       <w:r>
-        <w:t xml:space="preserve">. Virtual. 2020</w:t>
+        <w:t xml:space="preserve">. Virtual. 2020.</w:t>
       </w:r>
     </w:p>
     <w:p>
@@ -7173,7 +7024,7 @@
         <w:t xml:space="preserve">Center for Clinical &amp; Translational Science &amp; Training Grand Rounds</w:t>
       </w:r>
       <w:r>
-        <w:t xml:space="preserve">. Cincinnati, OH. 2019</w:t>
+        <w:t xml:space="preserve">. Cincinnati, OH. 2019.</w:t>
       </w:r>
     </w:p>
     <w:p>
@@ -7194,7 +7045,7 @@
         <w:t xml:space="preserve">Northwestern Institute for Public Health and Medicine Seminar Series</w:t>
       </w:r>
       <w:r>
-        <w:t xml:space="preserve">. Chicago, IL. 2018</w:t>
+        <w:t xml:space="preserve">. Chicago, IL. 2018.</w:t>
       </w:r>
     </w:p>
     <w:p>
@@ -7215,7 +7066,7 @@
         <w:t xml:space="preserve">University of Cincinnati Research and Innovation Week</w:t>
       </w:r>
       <w:r>
-        <w:t xml:space="preserve">. Cincinnati, OH. 2018</w:t>
+        <w:t xml:space="preserve">. Cincinnati, OH. 2018.</w:t>
       </w:r>
     </w:p>
     <w:p>
@@ -7236,7 +7087,7 @@
         <w:t xml:space="preserve">Pediatric Academic Society Annual Meeting</w:t>
       </w:r>
       <w:r>
-        <w:t xml:space="preserve">. Toronto, ON. 2018</w:t>
+        <w:t xml:space="preserve">. Toronto, ON. 2018.</w:t>
       </w:r>
     </w:p>
     <w:p>
@@ -7257,7 +7108,7 @@
         <w:t xml:space="preserve">American Statistical Association, Cincinnati Chapter Meeting</w:t>
       </w:r>
       <w:r>
-        <w:t xml:space="preserve">. Cincinnati, OH. 2018</w:t>
+        <w:t xml:space="preserve">. Cincinnati, OH. 2018.</w:t>
       </w:r>
     </w:p>
     <w:p>
@@ -7278,7 +7129,7 @@
         <w:t xml:space="preserve">Harvard School of Public Health Air, Climate &amp; Energy Center Research Meeting</w:t>
       </w:r>
       <w:r>
-        <w:t xml:space="preserve">. Boston, MA. 2017</w:t>
+        <w:t xml:space="preserve">. Boston, MA. 2017.</w:t>
       </w:r>
     </w:p>
     <w:p>
@@ -7299,7 +7150,7 @@
         <w:t xml:space="preserve">Harvard School of Public Health Air, Climate &amp; Energy Center Research Meeting</w:t>
       </w:r>
       <w:r>
-        <w:t xml:space="preserve">. Boston, MA. 2017</w:t>
+        <w:t xml:space="preserve">. Boston, MA. 2017.</w:t>
       </w:r>
     </w:p>
     <w:p>
@@ -7320,7 +7171,7 @@
         <w:t xml:space="preserve">University of Cincinnati Institute for Analytics Innovation Showcase and Networking Event</w:t>
       </w:r>
       <w:r>
-        <w:t xml:space="preserve">. Cincinnati, OH. 2016</w:t>
+        <w:t xml:space="preserve">. Cincinnati, OH. 2016.</w:t>
       </w:r>
     </w:p>
     <w:bookmarkEnd w:id="39"/>
@@ -7351,7 +7202,7 @@
         <w:t xml:space="preserve">University of Cincinnati Department of Public and Environmental Health Seminar</w:t>
       </w:r>
       <w:r>
-        <w:t xml:space="preserve">. Cincinnati, OH. 2026</w:t>
+        <w:t xml:space="preserve">. Cincinnati, OH. 2026.</w:t>
       </w:r>
     </w:p>
     <w:p>
@@ -7372,7 +7223,7 @@
         <w:t xml:space="preserve">Communities RISE 2025 Workshop</w:t>
       </w:r>
       <w:r>
-        <w:t xml:space="preserve">. Cincinnati, OH. 2025</w:t>
+        <w:t xml:space="preserve">. Cincinnati, OH. 2025.</w:t>
       </w:r>
     </w:p>
     <w:p>
@@ -7393,7 +7244,7 @@
         <w:t xml:space="preserve">CCHMC Clinical Informatics Learning Community</w:t>
       </w:r>
       <w:r>
-        <w:t xml:space="preserve">. Cincinnati, OH. 2023</w:t>
+        <w:t xml:space="preserve">. Cincinnati, OH. 2023.</w:t>
       </w:r>
     </w:p>
     <w:p>
@@ -7414,7 +7265,7 @@
         <w:t xml:space="preserve">CCHMC R Users Group Meeting</w:t>
       </w:r>
       <w:r>
-        <w:t xml:space="preserve">. Cincinnti, OH. 2023</w:t>
+        <w:t xml:space="preserve">. Cincinnti, OH. 2023.</w:t>
       </w:r>
     </w:p>
     <w:p>
@@ -7435,7 +7286,7 @@
         <w:t xml:space="preserve">CCHMC R Users Group Meeting</w:t>
       </w:r>
       <w:r>
-        <w:t xml:space="preserve">. Cincinnati, OH. 2023</w:t>
+        <w:t xml:space="preserve">. Cincinnati, OH. 2023.</w:t>
       </w:r>
     </w:p>
     <w:p>
@@ -7456,7 +7307,7 @@
         <w:t xml:space="preserve">CCHMC R Users Group Meeting</w:t>
       </w:r>
       <w:r>
-        <w:t xml:space="preserve">. Cincinnati, OH. 2023</w:t>
+        <w:t xml:space="preserve">. Cincinnati, OH. 2023.</w:t>
       </w:r>
     </w:p>
     <w:p>
@@ -7477,7 +7328,7 @@
         <w:t xml:space="preserve">CCHMC R Users Group Meeting</w:t>
       </w:r>
       <w:r>
-        <w:t xml:space="preserve">. Cincinnati, OH. 2022</w:t>
+        <w:t xml:space="preserve">. Cincinnati, OH. 2022.</w:t>
       </w:r>
     </w:p>
     <w:p>
@@ -7498,7 +7349,7 @@
         <w:t xml:space="preserve">University of Cincinnati Department of Epidemiology Seminar</w:t>
       </w:r>
       <w:r>
-        <w:t xml:space="preserve">. Cincinnati, OH. 2020</w:t>
+        <w:t xml:space="preserve">. Cincinnati, OH. 2020.</w:t>
       </w:r>
     </w:p>
     <w:p>
@@ -7519,7 +7370,7 @@
         <w:t xml:space="preserve">Cincinnati Children’s Faculty Career Development Seminar Series</w:t>
       </w:r>
       <w:r>
-        <w:t xml:space="preserve">. Cincinnati, OH. 2019</w:t>
+        <w:t xml:space="preserve">. Cincinnati, OH. 2019.</w:t>
       </w:r>
     </w:p>
     <w:p>
@@ -7540,7 +7391,7 @@
         <w:t xml:space="preserve">Cincinnati Children’s Machine Learning Focus Group</w:t>
       </w:r>
       <w:r>
-        <w:t xml:space="preserve">. Cincinnati, OH. 2019</w:t>
+        <w:t xml:space="preserve">. Cincinnati, OH. 2019.</w:t>
       </w:r>
     </w:p>
     <w:p>
@@ -7561,7 +7412,7 @@
         <w:t xml:space="preserve">University of Cincinnati Environmental Health Seminar</w:t>
       </w:r>
       <w:r>
-        <w:t xml:space="preserve">. Cincinnati, OH. 2017</w:t>
+        <w:t xml:space="preserve">. Cincinnati, OH. 2017.</w:t>
       </w:r>
     </w:p>
     <w:p>
@@ -7582,7 +7433,7 @@
         <w:t xml:space="preserve">Cincinnati Children’s Hospital Medical Center Division of Biostatistics and Epidemiology Seminar</w:t>
       </w:r>
       <w:r>
-        <w:t xml:space="preserve">. Cincinnati, OH. 2017</w:t>
+        <w:t xml:space="preserve">. Cincinnati, OH. 2017.</w:t>
       </w:r>
     </w:p>
     <w:p>
@@ -7603,7 +7454,7 @@
         <w:t xml:space="preserve">Cincinnati Children’s Hospital Medical Center Mayerson Center for Safe and Healthy Children Quarterly Research Meeting</w:t>
       </w:r>
       <w:r>
-        <w:t xml:space="preserve">. Cincinnati, OH. 2017</w:t>
+        <w:t xml:space="preserve">. Cincinnati, OH. 2017.</w:t>
       </w:r>
     </w:p>
     <w:p>
@@ -7624,7 +7475,7 @@
         <w:t xml:space="preserve">Cincinnati Children’s Hospital Medical Center Postdoc and Research Associate Meeting</w:t>
       </w:r>
       <w:r>
-        <w:t xml:space="preserve">. Cincinnati, OH. 2017</w:t>
+        <w:t xml:space="preserve">. Cincinnati, OH. 2017.</w:t>
       </w:r>
     </w:p>
     <w:p>
@@ -7645,7 +7496,7 @@
         <w:t xml:space="preserve">Cincinnati Children’s Hospital Medical Center Division of Biomedical Informatics Hutton Lecture Series</w:t>
       </w:r>
       <w:r>
-        <w:t xml:space="preserve">. Cincinnati, OH. 2017</w:t>
+        <w:t xml:space="preserve">. Cincinnati, OH. 2017.</w:t>
       </w:r>
     </w:p>
     <w:p>
@@ -7666,7 +7517,7 @@
         <w:t xml:space="preserve">Cincinnati Children’s Hospital Medical Center Academy Health Site Visit</w:t>
       </w:r>
       <w:r>
-        <w:t xml:space="preserve">. Cincinnati, OH. 2017</w:t>
+        <w:t xml:space="preserve">. Cincinnati, OH. 2017.</w:t>
       </w:r>
     </w:p>
     <w:p>
@@ -7687,7 +7538,7 @@
         <w:t xml:space="preserve">Cincinnati Children’s Hospital Medical Center Division of Biostatistics &amp; Epidemiology Journal Club</w:t>
       </w:r>
       <w:r>
-        <w:t xml:space="preserve">. Cincinnati, OH. 2016</w:t>
+        <w:t xml:space="preserve">. Cincinnati, OH. 2016.</w:t>
       </w:r>
     </w:p>
     <w:p>
@@ -7708,7 +7559,7 @@
         <w:t xml:space="preserve">University of Cincinnati Division of Biostatistics and Bioinformatics Seminar Series</w:t>
       </w:r>
       <w:r>
-        <w:t xml:space="preserve">. Cincinnati, OH. 2016</w:t>
+        <w:t xml:space="preserve">. Cincinnati, OH. 2016.</w:t>
       </w:r>
     </w:p>
     <w:p>
@@ -7729,7 +7580,7 @@
         <w:t xml:space="preserve">All In Data Visualization Webinar</w:t>
       </w:r>
       <w:r>
-        <w:t xml:space="preserve">. Cincinnati, OH. 2016</w:t>
+        <w:t xml:space="preserve">. Cincinnati, OH. 2016.</w:t>
       </w:r>
     </w:p>
     <w:p>
@@ -7750,7 +7601,7 @@
         <w:t xml:space="preserve">Cincinnati Children’s Hospital Medical Center Division of Biostatistics &amp; Epidemiology Seminar Series</w:t>
       </w:r>
       <w:r>
-        <w:t xml:space="preserve">. Cincinnati, OH. 2016</w:t>
+        <w:t xml:space="preserve">. Cincinnati, OH. 2016.</w:t>
       </w:r>
     </w:p>
     <w:p>
@@ -7771,7 +7622,7 @@
         <w:t xml:space="preserve">University of Cincinnati Division of Biostatistics and Bioinformatics Doctoral Dissertation Defense</w:t>
       </w:r>
       <w:r>
-        <w:t xml:space="preserve">. Cincinnati, OH. 2016</w:t>
+        <w:t xml:space="preserve">. Cincinnati, OH. 2016.</w:t>
       </w:r>
     </w:p>
     <w:p>
@@ -7792,7 +7643,7 @@
         <w:t xml:space="preserve">Cincinnati Children’s Hospital Medical Center Environmental Epidemiology Shared Interest Group Seminar Series</w:t>
       </w:r>
       <w:r>
-        <w:t xml:space="preserve">. Cincinnati, OH. 2016</w:t>
+        <w:t xml:space="preserve">. Cincinnati, OH. 2016.</w:t>
       </w:r>
     </w:p>
     <w:p>
@@ -7813,7 +7664,7 @@
         <w:t xml:space="preserve">University of Cincinnati Division of Biostatistics and Bioinformatics Seminar Series</w:t>
       </w:r>
       <w:r>
-        <w:t xml:space="preserve">. Cincinnati, OH. 2015</w:t>
+        <w:t xml:space="preserve">. Cincinnati, OH. 2015.</w:t>
       </w:r>
     </w:p>
     <w:p>
@@ -7834,7 +7685,7 @@
         <w:t xml:space="preserve">University of Cincinnati Division of Epidemiology Seminar Series</w:t>
       </w:r>
       <w:r>
-        <w:t xml:space="preserve">. Cincinnati, OH. 2014</w:t>
+        <w:t xml:space="preserve">. Cincinnati, OH. 2014.</w:t>
       </w:r>
     </w:p>
     <w:p>
@@ -7855,7 +7706,7 @@
         <w:t xml:space="preserve">University of Cincinnati Division of Epidemiology Seminar Series</w:t>
       </w:r>
       <w:r>
-        <w:t xml:space="preserve">. Cincinnati, OH. 2013</w:t>
+        <w:t xml:space="preserve">. Cincinnati, OH. 2013.</w:t>
       </w:r>
     </w:p>
     <w:p>
@@ -7876,7 +7727,7 @@
         <w:t xml:space="preserve">University of Cincinnati Department of Pharmacology and Biophysics Seminar Series</w:t>
       </w:r>
       <w:r>
-        <w:t xml:space="preserve">. Cincinnati, OH. 2011</w:t>
+        <w:t xml:space="preserve">. Cincinnati, OH. 2011.</w:t>
       </w:r>
     </w:p>
     <w:p>
@@ -7897,7 +7748,7 @@
         <w:t xml:space="preserve">University of Cincinnati Department of Pharmacology and Biophysics Seminar Series</w:t>
       </w:r>
       <w:r>
-        <w:t xml:space="preserve">. Cincinnati, OH. 2011</w:t>
+        <w:t xml:space="preserve">. Cincinnati, OH. 2011.</w:t>
       </w:r>
     </w:p>
     <w:p>
@@ -7918,7 +7769,7 @@
         <w:t xml:space="preserve">University of Cincinnati BME321 Guest Lecture</w:t>
       </w:r>
       <w:r>
-        <w:t xml:space="preserve">. Cincinnati, OH. 2011</w:t>
+        <w:t xml:space="preserve">. Cincinnati, OH. 2011.</w:t>
       </w:r>
     </w:p>
     <w:bookmarkEnd w:id="40"/>
@@ -7949,7 +7800,7 @@
         <w:t xml:space="preserve">University of Cincinnati Planetary Health course guest lecture</w:t>
       </w:r>
       <w:r>
-        <w:t xml:space="preserve">. Cincinnati, OH. 2025</w:t>
+        <w:t xml:space="preserve">. Cincinnati, OH. 2025.</w:t>
       </w:r>
     </w:p>
     <w:p>
@@ -7970,7 +7821,7 @@
         <w:t xml:space="preserve">University of Cincinnati Introduction to Medical Informatics course guest lecture</w:t>
       </w:r>
       <w:r>
-        <w:t xml:space="preserve">. Cincinnati, OH. 2025</w:t>
+        <w:t xml:space="preserve">. Cincinnati, OH. 2025.</w:t>
       </w:r>
     </w:p>
     <w:p>
@@ -7991,7 +7842,7 @@
         <w:t xml:space="preserve">University of Cincinnati Introduction to Medical Informatics course guest lecture</w:t>
       </w:r>
       <w:r>
-        <w:t xml:space="preserve">. Cincinnati, OH. 2024</w:t>
+        <w:t xml:space="preserve">. Cincinnati, OH. 2024.</w:t>
       </w:r>
     </w:p>
     <w:p>
@@ -8012,7 +7863,7 @@
         <w:t xml:space="preserve">University of Cincinnati Introduction to Medical Informatics course guest lecture</w:t>
       </w:r>
       <w:r>
-        <w:t xml:space="preserve">. Cincinnati, OH. 2023</w:t>
+        <w:t xml:space="preserve">. Cincinnati, OH. 2023.</w:t>
       </w:r>
     </w:p>
     <w:p>
@@ -8033,7 +7884,7 @@
         <w:t xml:space="preserve">University of Cincinnati Biomedical Informatics Practicum (BMIN8001) guest lecture</w:t>
       </w:r>
       <w:r>
-        <w:t xml:space="preserve">. Cincinnati, OH. 2023</w:t>
+        <w:t xml:space="preserve">. Cincinnati, OH. 2023.</w:t>
       </w:r>
     </w:p>
     <w:p>
@@ -8054,7 +7905,7 @@
         <w:t xml:space="preserve">University of Cincinnati Introduction to Medical Informatics course guest lecture</w:t>
       </w:r>
       <w:r>
-        <w:t xml:space="preserve">. Cincinnati, OH. 2022</w:t>
+        <w:t xml:space="preserve">. Cincinnati, OH. 2022.</w:t>
       </w:r>
     </w:p>
     <w:p>
@@ -8075,7 +7926,7 @@
         <w:t xml:space="preserve">University of Cincinnati Introduction to Medical Informatics course guest lecture</w:t>
       </w:r>
       <w:r>
-        <w:t xml:space="preserve">. Cincinnati, OH. 2021</w:t>
+        <w:t xml:space="preserve">. Cincinnati, OH. 2021.</w:t>
       </w:r>
     </w:p>
     <w:p>
@@ -8096,7 +7947,7 @@
         <w:t xml:space="preserve">Rutgers University Social Epidemiology guest lecture</w:t>
       </w:r>
       <w:r>
-        <w:t xml:space="preserve">. Online. 2021</w:t>
+        <w:t xml:space="preserve">. Online. 2021.</w:t>
       </w:r>
     </w:p>
     <w:p>
@@ -8117,7 +7968,7 @@
         <w:t xml:space="preserve">University of Cincinnati Biomedical Informatics Practicum (BMIN8001) guest lecture</w:t>
       </w:r>
       <w:r>
-        <w:t xml:space="preserve">. Cincinnati, OH. 2021</w:t>
+        <w:t xml:space="preserve">. Cincinnati, OH. 2021.</w:t>
       </w:r>
     </w:p>
     <w:p>
@@ -8138,7 +7989,7 @@
         <w:t xml:space="preserve">University of Cincinnati Introduction to Medical Informatics course guest lecture</w:t>
       </w:r>
       <w:r>
-        <w:t xml:space="preserve">. Cincinnati, OH. 2020</w:t>
+        <w:t xml:space="preserve">. Cincinnati, OH. 2020.</w:t>
       </w:r>
     </w:p>
     <w:p>
@@ -8159,7 +8010,7 @@
         <w:t xml:space="preserve">University of Cincinnati Biomedical Informatics Practicum (BMIN8001) guest lecture</w:t>
       </w:r>
       <w:r>
-        <w:t xml:space="preserve">. Cincinnati, OH. 2020</w:t>
+        <w:t xml:space="preserve">. Cincinnati, OH. 2020.</w:t>
       </w:r>
     </w:p>
     <w:p>
@@ -8180,7 +8031,7 @@
         <w:t xml:space="preserve">University of Cincinnati Introduction to Medical Informatics course guest lecture</w:t>
       </w:r>
       <w:r>
-        <w:t xml:space="preserve">. Cincinnati, OH. 2018</w:t>
+        <w:t xml:space="preserve">. Cincinnati, OH. 2018.</w:t>
       </w:r>
     </w:p>
     <w:p>
@@ -8201,7 +8052,7 @@
         <w:t xml:space="preserve">Biomedical Informatics (BMIN8001) Practicum Guest Lecture</w:t>
       </w:r>
       <w:r>
-        <w:t xml:space="preserve">. Cincinnati, OH. 2018</w:t>
+        <w:t xml:space="preserve">. Cincinnati, OH. 2018.</w:t>
       </w:r>
     </w:p>
     <w:p>
@@ -8222,7 +8073,7 @@
         <w:t xml:space="preserve">University of Cincinnati Biomedical Informatics (BMIN8001) Practicum course guest lecture</w:t>
       </w:r>
       <w:r>
-        <w:t xml:space="preserve">. Cincinnati, OH. 2017</w:t>
+        <w:t xml:space="preserve">. Cincinnati, OH. 2017.</w:t>
       </w:r>
     </w:p>
     <w:p>
@@ -8243,7 +8094,7 @@
         <w:t xml:space="preserve">University of Cincinnati BE7022 (Intro To Biostatistics) Guest Lecture</w:t>
       </w:r>
       <w:r>
-        <w:t xml:space="preserve">. Cincinnati, OH. 2015</w:t>
+        <w:t xml:space="preserve">. Cincinnati, OH. 2015.</w:t>
       </w:r>
     </w:p>
     <w:bookmarkEnd w:id="41"/>
@@ -8270,7 +8121,7 @@
         <w:pStyle w:val="Compact"/>
         <w:numPr>
           <w:ilvl w:val="0"/>
-          <w:numId w:val="1012"/>
+          <w:numId w:val="1011"/>
         </w:numPr>
       </w:pPr>
       <w:r>
@@ -8282,7 +8133,7 @@
         <w:pStyle w:val="Compact"/>
         <w:numPr>
           <w:ilvl w:val="0"/>
-          <w:numId w:val="1012"/>
+          <w:numId w:val="1011"/>
         </w:numPr>
       </w:pPr>
       <w:r>
@@ -8294,7 +8145,7 @@
         <w:pStyle w:val="Compact"/>
         <w:numPr>
           <w:ilvl w:val="0"/>
-          <w:numId w:val="1012"/>
+          <w:numId w:val="1011"/>
         </w:numPr>
       </w:pPr>
       <w:r>
@@ -8306,7 +8157,7 @@
         <w:pStyle w:val="Compact"/>
         <w:numPr>
           <w:ilvl w:val="0"/>
-          <w:numId w:val="1012"/>
+          <w:numId w:val="1011"/>
         </w:numPr>
       </w:pPr>
       <w:r>
@@ -8328,7 +8179,7 @@
         <w:pStyle w:val="Compact"/>
         <w:numPr>
           <w:ilvl w:val="0"/>
-          <w:numId w:val="1013"/>
+          <w:numId w:val="1012"/>
         </w:numPr>
       </w:pPr>
       <w:r>
@@ -8340,7 +8191,7 @@
         <w:pStyle w:val="Compact"/>
         <w:numPr>
           <w:ilvl w:val="0"/>
-          <w:numId w:val="1013"/>
+          <w:numId w:val="1012"/>
         </w:numPr>
       </w:pPr>
       <w:r>
@@ -8352,7 +8203,7 @@
         <w:pStyle w:val="Compact"/>
         <w:numPr>
           <w:ilvl w:val="0"/>
-          <w:numId w:val="1013"/>
+          <w:numId w:val="1012"/>
         </w:numPr>
       </w:pPr>
       <w:r>
@@ -8364,7 +8215,7 @@
         <w:pStyle w:val="Compact"/>
         <w:numPr>
           <w:ilvl w:val="0"/>
-          <w:numId w:val="1013"/>
+          <w:numId w:val="1012"/>
         </w:numPr>
       </w:pPr>
       <w:r>
@@ -8386,7 +8237,7 @@
         <w:pStyle w:val="Compact"/>
         <w:numPr>
           <w:ilvl w:val="0"/>
-          <w:numId w:val="1014"/>
+          <w:numId w:val="1013"/>
         </w:numPr>
       </w:pPr>
       <w:r>
@@ -8398,7 +8249,7 @@
         <w:pStyle w:val="Compact"/>
         <w:numPr>
           <w:ilvl w:val="0"/>
-          <w:numId w:val="1014"/>
+          <w:numId w:val="1013"/>
         </w:numPr>
       </w:pPr>
       <w:r>
@@ -8410,7 +8261,7 @@
         <w:pStyle w:val="Compact"/>
         <w:numPr>
           <w:ilvl w:val="0"/>
-          <w:numId w:val="1014"/>
+          <w:numId w:val="1013"/>
         </w:numPr>
       </w:pPr>
       <w:r>
@@ -8422,7 +8273,7 @@
         <w:pStyle w:val="Compact"/>
         <w:numPr>
           <w:ilvl w:val="0"/>
-          <w:numId w:val="1014"/>
+          <w:numId w:val="1013"/>
         </w:numPr>
       </w:pPr>
       <w:r>
@@ -8434,7 +8285,7 @@
         <w:pStyle w:val="Compact"/>
         <w:numPr>
           <w:ilvl w:val="0"/>
-          <w:numId w:val="1014"/>
+          <w:numId w:val="1013"/>
         </w:numPr>
       </w:pPr>
       <w:r>
@@ -8446,7 +8297,7 @@
         <w:pStyle w:val="Compact"/>
         <w:numPr>
           <w:ilvl w:val="0"/>
-          <w:numId w:val="1014"/>
+          <w:numId w:val="1013"/>
         </w:numPr>
       </w:pPr>
       <w:r>
@@ -8458,7 +8309,7 @@
         <w:pStyle w:val="Compact"/>
         <w:numPr>
           <w:ilvl w:val="0"/>
-          <w:numId w:val="1014"/>
+          <w:numId w:val="1013"/>
         </w:numPr>
       </w:pPr>
       <w:r>
@@ -8470,7 +8321,7 @@
         <w:pStyle w:val="Compact"/>
         <w:numPr>
           <w:ilvl w:val="0"/>
-          <w:numId w:val="1014"/>
+          <w:numId w:val="1013"/>
         </w:numPr>
       </w:pPr>
       <w:r>
@@ -8482,7 +8333,7 @@
         <w:pStyle w:val="Compact"/>
         <w:numPr>
           <w:ilvl w:val="0"/>
-          <w:numId w:val="1014"/>
+          <w:numId w:val="1013"/>
         </w:numPr>
       </w:pPr>
       <w:r>
@@ -8494,7 +8345,7 @@
         <w:pStyle w:val="Compact"/>
         <w:numPr>
           <w:ilvl w:val="0"/>
-          <w:numId w:val="1014"/>
+          <w:numId w:val="1013"/>
         </w:numPr>
       </w:pPr>
       <w:r>
@@ -8506,7 +8357,7 @@
         <w:pStyle w:val="Compact"/>
         <w:numPr>
           <w:ilvl w:val="0"/>
-          <w:numId w:val="1014"/>
+          <w:numId w:val="1013"/>
         </w:numPr>
       </w:pPr>
       <w:r>
@@ -8518,7 +8369,7 @@
         <w:pStyle w:val="Compact"/>
         <w:numPr>
           <w:ilvl w:val="0"/>
-          <w:numId w:val="1014"/>
+          <w:numId w:val="1013"/>
         </w:numPr>
       </w:pPr>
       <w:r>
@@ -8530,7 +8381,7 @@
         <w:pStyle w:val="Compact"/>
         <w:numPr>
           <w:ilvl w:val="0"/>
-          <w:numId w:val="1014"/>
+          <w:numId w:val="1013"/>
         </w:numPr>
       </w:pPr>
       <w:r>
@@ -8542,7 +8393,7 @@
         <w:pStyle w:val="Compact"/>
         <w:numPr>
           <w:ilvl w:val="0"/>
-          <w:numId w:val="1014"/>
+          <w:numId w:val="1013"/>
         </w:numPr>
       </w:pPr>
       <w:r>
@@ -8554,7 +8405,7 @@
         <w:pStyle w:val="Compact"/>
         <w:numPr>
           <w:ilvl w:val="0"/>
-          <w:numId w:val="1014"/>
+          <w:numId w:val="1013"/>
         </w:numPr>
       </w:pPr>
       <w:r>
@@ -8576,7 +8427,7 @@
         <w:pStyle w:val="Compact"/>
         <w:numPr>
           <w:ilvl w:val="0"/>
-          <w:numId w:val="1015"/>
+          <w:numId w:val="1014"/>
         </w:numPr>
       </w:pPr>
       <w:r>
@@ -8588,7 +8439,7 @@
         <w:pStyle w:val="Compact"/>
         <w:numPr>
           <w:ilvl w:val="0"/>
-          <w:numId w:val="1015"/>
+          <w:numId w:val="1014"/>
         </w:numPr>
       </w:pPr>
       <w:r>
@@ -8600,7 +8451,7 @@
         <w:pStyle w:val="Compact"/>
         <w:numPr>
           <w:ilvl w:val="0"/>
-          <w:numId w:val="1015"/>
+          <w:numId w:val="1014"/>
         </w:numPr>
       </w:pPr>
       <w:r>
@@ -8612,7 +8463,7 @@
         <w:pStyle w:val="Compact"/>
         <w:numPr>
           <w:ilvl w:val="0"/>
-          <w:numId w:val="1015"/>
+          <w:numId w:val="1014"/>
         </w:numPr>
       </w:pPr>
       <w:r>
@@ -8624,7 +8475,7 @@
         <w:pStyle w:val="Compact"/>
         <w:numPr>
           <w:ilvl w:val="0"/>
-          <w:numId w:val="1015"/>
+          <w:numId w:val="1014"/>
         </w:numPr>
       </w:pPr>
       <w:r>
@@ -8636,7 +8487,7 @@
         <w:pStyle w:val="Compact"/>
         <w:numPr>
           <w:ilvl w:val="0"/>
-          <w:numId w:val="1015"/>
+          <w:numId w:val="1014"/>
         </w:numPr>
       </w:pPr>
       <w:r>
@@ -8648,7 +8499,7 @@
         <w:pStyle w:val="Compact"/>
         <w:numPr>
           <w:ilvl w:val="0"/>
-          <w:numId w:val="1015"/>
+          <w:numId w:val="1014"/>
         </w:numPr>
       </w:pPr>
       <w:r>
@@ -8660,7 +8511,7 @@
         <w:pStyle w:val="Compact"/>
         <w:numPr>
           <w:ilvl w:val="0"/>
-          <w:numId w:val="1015"/>
+          <w:numId w:val="1014"/>
         </w:numPr>
       </w:pPr>
       <w:r>
@@ -8672,7 +8523,7 @@
         <w:pStyle w:val="Compact"/>
         <w:numPr>
           <w:ilvl w:val="0"/>
-          <w:numId w:val="1015"/>
+          <w:numId w:val="1014"/>
         </w:numPr>
       </w:pPr>
       <w:r>
@@ -8684,7 +8535,7 @@
         <w:pStyle w:val="Compact"/>
         <w:numPr>
           <w:ilvl w:val="0"/>
-          <w:numId w:val="1015"/>
+          <w:numId w:val="1014"/>
         </w:numPr>
       </w:pPr>
       <w:r>
@@ -8696,7 +8547,7 @@
         <w:pStyle w:val="Compact"/>
         <w:numPr>
           <w:ilvl w:val="0"/>
-          <w:numId w:val="1015"/>
+          <w:numId w:val="1014"/>
         </w:numPr>
       </w:pPr>
       <w:r>
@@ -8708,7 +8559,7 @@
         <w:pStyle w:val="Compact"/>
         <w:numPr>
           <w:ilvl w:val="0"/>
-          <w:numId w:val="1015"/>
+          <w:numId w:val="1014"/>
         </w:numPr>
       </w:pPr>
       <w:r>
@@ -8730,7 +8581,7 @@
         <w:pStyle w:val="Compact"/>
         <w:numPr>
           <w:ilvl w:val="0"/>
-          <w:numId w:val="1016"/>
+          <w:numId w:val="1015"/>
         </w:numPr>
       </w:pPr>
       <w:r>
@@ -8742,7 +8593,7 @@
         <w:pStyle w:val="Compact"/>
         <w:numPr>
           <w:ilvl w:val="0"/>
-          <w:numId w:val="1016"/>
+          <w:numId w:val="1015"/>
         </w:numPr>
       </w:pPr>
       <w:r>
@@ -8754,7 +8605,7 @@
         <w:pStyle w:val="Compact"/>
         <w:numPr>
           <w:ilvl w:val="0"/>
-          <w:numId w:val="1016"/>
+          <w:numId w:val="1015"/>
         </w:numPr>
       </w:pPr>
       <w:r>
@@ -8766,7 +8617,7 @@
         <w:pStyle w:val="Compact"/>
         <w:numPr>
           <w:ilvl w:val="0"/>
-          <w:numId w:val="1016"/>
+          <w:numId w:val="1015"/>
         </w:numPr>
       </w:pPr>
       <w:r>
@@ -8808,7 +8659,7 @@
         <w:pStyle w:val="Compact"/>
         <w:numPr>
           <w:ilvl w:val="0"/>
-          <w:numId w:val="1017"/>
+          <w:numId w:val="1016"/>
         </w:numPr>
       </w:pPr>
       <w:r>
@@ -8820,7 +8671,7 @@
         <w:pStyle w:val="Compact"/>
         <w:numPr>
           <w:ilvl w:val="0"/>
-          <w:numId w:val="1017"/>
+          <w:numId w:val="1016"/>
         </w:numPr>
       </w:pPr>
       <w:r>
@@ -8832,7 +8683,7 @@
         <w:pStyle w:val="Compact"/>
         <w:numPr>
           <w:ilvl w:val="0"/>
-          <w:numId w:val="1017"/>
+          <w:numId w:val="1016"/>
         </w:numPr>
       </w:pPr>
       <w:r>
@@ -8854,7 +8705,7 @@
         <w:pStyle w:val="Compact"/>
         <w:numPr>
           <w:ilvl w:val="0"/>
-          <w:numId w:val="1018"/>
+          <w:numId w:val="1017"/>
         </w:numPr>
       </w:pPr>
       <w:r>
@@ -8866,7 +8717,7 @@
         <w:pStyle w:val="Compact"/>
         <w:numPr>
           <w:ilvl w:val="0"/>
-          <w:numId w:val="1018"/>
+          <w:numId w:val="1017"/>
         </w:numPr>
       </w:pPr>
       <w:r>
@@ -8878,7 +8729,7 @@
         <w:pStyle w:val="Compact"/>
         <w:numPr>
           <w:ilvl w:val="0"/>
-          <w:numId w:val="1018"/>
+          <w:numId w:val="1017"/>
         </w:numPr>
       </w:pPr>
       <w:r>
@@ -8890,7 +8741,7 @@
         <w:pStyle w:val="Compact"/>
         <w:numPr>
           <w:ilvl w:val="0"/>
-          <w:numId w:val="1018"/>
+          <w:numId w:val="1017"/>
         </w:numPr>
       </w:pPr>
       <w:r>
@@ -8902,7 +8753,7 @@
         <w:pStyle w:val="Compact"/>
         <w:numPr>
           <w:ilvl w:val="0"/>
-          <w:numId w:val="1018"/>
+          <w:numId w:val="1017"/>
         </w:numPr>
       </w:pPr>
       <w:r>
@@ -8914,7 +8765,7 @@
         <w:pStyle w:val="Compact"/>
         <w:numPr>
           <w:ilvl w:val="0"/>
-          <w:numId w:val="1018"/>
+          <w:numId w:val="1017"/>
         </w:numPr>
       </w:pPr>
       <w:r>
@@ -8926,7 +8777,7 @@
         <w:pStyle w:val="Compact"/>
         <w:numPr>
           <w:ilvl w:val="0"/>
-          <w:numId w:val="1018"/>
+          <w:numId w:val="1017"/>
         </w:numPr>
       </w:pPr>
       <w:r>
@@ -8938,7 +8789,7 @@
         <w:pStyle w:val="Compact"/>
         <w:numPr>
           <w:ilvl w:val="0"/>
-          <w:numId w:val="1018"/>
+          <w:numId w:val="1017"/>
         </w:numPr>
       </w:pPr>
       <w:r>
@@ -8950,7 +8801,7 @@
         <w:pStyle w:val="Compact"/>
         <w:numPr>
           <w:ilvl w:val="0"/>
-          <w:numId w:val="1018"/>
+          <w:numId w:val="1017"/>
         </w:numPr>
       </w:pPr>
       <w:r>
@@ -8962,7 +8813,7 @@
         <w:pStyle w:val="Compact"/>
         <w:numPr>
           <w:ilvl w:val="0"/>
-          <w:numId w:val="1018"/>
+          <w:numId w:val="1017"/>
         </w:numPr>
       </w:pPr>
       <w:r>
@@ -8984,7 +8835,7 @@
         <w:pStyle w:val="Compact"/>
         <w:numPr>
           <w:ilvl w:val="0"/>
-          <w:numId w:val="1019"/>
+          <w:numId w:val="1018"/>
         </w:numPr>
       </w:pPr>
       <w:r>
@@ -8996,7 +8847,7 @@
         <w:pStyle w:val="Compact"/>
         <w:numPr>
           <w:ilvl w:val="0"/>
-          <w:numId w:val="1019"/>
+          <w:numId w:val="1018"/>
         </w:numPr>
       </w:pPr>
       <w:r>
@@ -9008,7 +8859,7 @@
         <w:pStyle w:val="Compact"/>
         <w:numPr>
           <w:ilvl w:val="0"/>
-          <w:numId w:val="1019"/>
+          <w:numId w:val="1018"/>
         </w:numPr>
       </w:pPr>
       <w:r>
@@ -9020,7 +8871,7 @@
         <w:pStyle w:val="Compact"/>
         <w:numPr>
           <w:ilvl w:val="0"/>
-          <w:numId w:val="1019"/>
+          <w:numId w:val="1018"/>
         </w:numPr>
       </w:pPr>
       <w:r>
@@ -9032,7 +8883,7 @@
         <w:pStyle w:val="Compact"/>
         <w:numPr>
           <w:ilvl w:val="0"/>
-          <w:numId w:val="1019"/>
+          <w:numId w:val="1018"/>
         </w:numPr>
       </w:pPr>
       <w:r>
@@ -9064,11 +8915,275 @@
         <w:pStyle w:val="Compact"/>
         <w:numPr>
           <w:ilvl w:val="0"/>
+          <w:numId w:val="1019"/>
+        </w:numPr>
+      </w:pPr>
+      <w:r>
+        <w:t xml:space="preserve">Grant Reviewer:</w:t>
+      </w:r>
+    </w:p>
+    <w:p>
+      <w:pPr>
+        <w:pStyle w:val="Compact"/>
+        <w:numPr>
+          <w:ilvl w:val="1"/>
           <w:numId w:val="1020"/>
         </w:numPr>
       </w:pPr>
       <w:r>
-        <w:t xml:space="preserve">Grant Reviewer:</w:t>
+        <w:t xml:space="preserve">2017: Puerto Rico Science, Technology &amp; Research Trust</w:t>
+      </w:r>
+    </w:p>
+    <w:p>
+      <w:pPr>
+        <w:pStyle w:val="Compact"/>
+        <w:numPr>
+          <w:ilvl w:val="1"/>
+          <w:numId w:val="1020"/>
+        </w:numPr>
+      </w:pPr>
+      <w:r>
+        <w:t xml:space="preserve">2018 - 2021: Arnold S. Strauss Fellowship Award, CCHMC</w:t>
+      </w:r>
+    </w:p>
+    <w:p>
+      <w:pPr>
+        <w:pStyle w:val="Compact"/>
+        <w:numPr>
+          <w:ilvl w:val="1"/>
+          <w:numId w:val="1020"/>
+        </w:numPr>
+      </w:pPr>
+      <w:r>
+        <w:t xml:space="preserve">2018 – 2020, 2022: University of Rochester Processes and Methods Grant</w:t>
+      </w:r>
+    </w:p>
+    <w:p>
+      <w:pPr>
+        <w:pStyle w:val="Compact"/>
+        <w:numPr>
+          <w:ilvl w:val="1"/>
+          <w:numId w:val="1020"/>
+        </w:numPr>
+      </w:pPr>
+      <w:r>
+        <w:t xml:space="preserve">October 2019: NIH SIEE Study Section, Early Career Reviewer</w:t>
+      </w:r>
+    </w:p>
+    <w:p>
+      <w:pPr>
+        <w:pStyle w:val="Compact"/>
+        <w:numPr>
+          <w:ilvl w:val="1"/>
+          <w:numId w:val="1020"/>
+        </w:numPr>
+      </w:pPr>
+      <w:r>
+        <w:t xml:space="preserve">2020: University of Michigan M-LEEaD Center Pilot Projects</w:t>
+      </w:r>
+    </w:p>
+    <w:p>
+      <w:pPr>
+        <w:pStyle w:val="Compact"/>
+        <w:numPr>
+          <w:ilvl w:val="1"/>
+          <w:numId w:val="1020"/>
+        </w:numPr>
+      </w:pPr>
+      <w:r>
+        <w:t xml:space="preserve">2020: Ohio State University CCTS Pilot Projects</w:t>
+      </w:r>
+    </w:p>
+    <w:p>
+      <w:pPr>
+        <w:pStyle w:val="Compact"/>
+        <w:numPr>
+          <w:ilvl w:val="1"/>
+          <w:numId w:val="1020"/>
+        </w:numPr>
+      </w:pPr>
+      <w:r>
+        <w:t xml:space="preserve">2021: University of Louisville CCTS Pilot Translational &amp; Clinical Studies Program</w:t>
+      </w:r>
+    </w:p>
+    <w:p>
+      <w:pPr>
+        <w:pStyle w:val="Compact"/>
+        <w:numPr>
+          <w:ilvl w:val="1"/>
+          <w:numId w:val="1020"/>
+        </w:numPr>
+      </w:pPr>
+      <w:r>
+        <w:t xml:space="preserve">March 2022: NIH ZES1 LKB-S (KS)</w:t>
+      </w:r>
+    </w:p>
+    <w:p>
+      <w:pPr>
+        <w:pStyle w:val="Compact"/>
+        <w:numPr>
+          <w:ilvl w:val="1"/>
+          <w:numId w:val="1020"/>
+        </w:numPr>
+      </w:pPr>
+      <w:r>
+        <w:t xml:space="preserve">March 2022: NIH ZES1 LWF-S (K9)</w:t>
+      </w:r>
+    </w:p>
+    <w:p>
+      <w:pPr>
+        <w:pStyle w:val="Compact"/>
+        <w:numPr>
+          <w:ilvl w:val="1"/>
+          <w:numId w:val="1020"/>
+        </w:numPr>
+      </w:pPr>
+      <w:r>
+        <w:t xml:space="preserve">November 2022: NIH ZES1 WL-W (K)</w:t>
+      </w:r>
+    </w:p>
+    <w:p>
+      <w:pPr>
+        <w:pStyle w:val="Compact"/>
+        <w:numPr>
+          <w:ilvl w:val="1"/>
+          <w:numId w:val="1020"/>
+        </w:numPr>
+      </w:pPr>
+      <w:r>
+        <w:t xml:space="preserve">February 2023: NIH ZCTA1 TCRB-J (M2)</w:t>
+      </w:r>
+    </w:p>
+    <w:p>
+      <w:pPr>
+        <w:pStyle w:val="Compact"/>
+        <w:numPr>
+          <w:ilvl w:val="1"/>
+          <w:numId w:val="1020"/>
+        </w:numPr>
+      </w:pPr>
+      <w:r>
+        <w:t xml:space="preserve">June 2023: NIH ZRG1 MCST-B (14)</w:t>
+      </w:r>
+    </w:p>
+    <w:p>
+      <w:pPr>
+        <w:pStyle w:val="Compact"/>
+        <w:numPr>
+          <w:ilvl w:val="1"/>
+          <w:numId w:val="1020"/>
+        </w:numPr>
+      </w:pPr>
+      <w:r>
+        <w:t xml:space="preserve">August 2023: NIH ZES1 LKB-K (P2)</w:t>
+      </w:r>
+    </w:p>
+    <w:p>
+      <w:pPr>
+        <w:pStyle w:val="Compact"/>
+        <w:numPr>
+          <w:ilvl w:val="1"/>
+          <w:numId w:val="1020"/>
+        </w:numPr>
+      </w:pPr>
+      <w:r>
+        <w:t xml:space="preserve">November 2023: NIH ZES1 LWJ-W (K)</w:t>
+      </w:r>
+    </w:p>
+    <w:p>
+      <w:pPr>
+        <w:pStyle w:val="Compact"/>
+        <w:numPr>
+          <w:ilvl w:val="1"/>
+          <w:numId w:val="1020"/>
+        </w:numPr>
+      </w:pPr>
+      <w:r>
+        <w:t xml:space="preserve">November 2023: NIH ZES1 BWD-D (HS)</w:t>
+      </w:r>
+    </w:p>
+    <w:p>
+      <w:pPr>
+        <w:pStyle w:val="Compact"/>
+        <w:numPr>
+          <w:ilvl w:val="1"/>
+          <w:numId w:val="1020"/>
+        </w:numPr>
+      </w:pPr>
+      <w:r>
+        <w:t xml:space="preserve">December 2024: NIH ZES1 LWJ-W (KA)</w:t>
+      </w:r>
+    </w:p>
+    <w:p>
+      <w:pPr>
+        <w:pStyle w:val="Compact"/>
+        <w:numPr>
+          <w:ilvl w:val="1"/>
+          <w:numId w:val="1020"/>
+        </w:numPr>
+      </w:pPr>
+      <w:r>
+        <w:t xml:space="preserve">March 2025: NIH ZRG1 MCST-M (53) R</w:t>
+      </w:r>
+    </w:p>
+    <w:p>
+      <w:pPr>
+        <w:pStyle w:val="Compact"/>
+        <w:numPr>
+          <w:ilvl w:val="1"/>
+          <w:numId w:val="1020"/>
+        </w:numPr>
+      </w:pPr>
+      <w:r>
+        <w:t xml:space="preserve">June 2025: NIH ZMD1 ML (A1) R (cancelled)</w:t>
+      </w:r>
+    </w:p>
+    <w:p>
+      <w:pPr>
+        <w:pStyle w:val="Compact"/>
+        <w:numPr>
+          <w:ilvl w:val="1"/>
+          <w:numId w:val="1020"/>
+        </w:numPr>
+      </w:pPr>
+      <w:r>
+        <w:t xml:space="preserve">August 2025: NIH ASPB2</w:t>
+      </w:r>
+    </w:p>
+    <w:p>
+      <w:pPr>
+        <w:pStyle w:val="Compact"/>
+        <w:numPr>
+          <w:ilvl w:val="1"/>
+          <w:numId w:val="1020"/>
+        </w:numPr>
+      </w:pPr>
+      <w:r>
+        <w:t xml:space="preserve">January 2026: NIH 2026/01 ZRG1 SCIL-Q(40)P</w:t>
+      </w:r>
+    </w:p>
+    <w:p>
+      <w:pPr>
+        <w:pStyle w:val="Compact"/>
+        <w:numPr>
+          <w:ilvl w:val="1"/>
+          <w:numId w:val="1020"/>
+        </w:numPr>
+      </w:pPr>
+      <w:r>
+        <w:t xml:space="preserve">April 2026: NIH 2026/05 ZRG1 MCST-J(56)R</w:t>
+      </w:r>
+    </w:p>
+    <w:p>
+      <w:pPr>
+        <w:pStyle w:val="Compact"/>
+        <w:numPr>
+          <w:ilvl w:val="0"/>
+          <w:numId w:val="1019"/>
+        </w:numPr>
+      </w:pPr>
+      <w:r>
+        <w:t xml:space="preserve">Abstract Reviewer:</w:t>
       </w:r>
     </w:p>
     <w:p>
@@ -9080,7 +9195,7 @@
         </w:numPr>
       </w:pPr>
       <w:r>
-        <w:t xml:space="preserve">2017: Puerto Rico Science, Technology &amp; Research Trust</w:t>
+        <w:t xml:space="preserve">2018, 2019, 2022, 2025, 2026: International Society of Exposure Science Annual Meeting</w:t>
       </w:r>
     </w:p>
     <w:p>
@@ -9092,7 +9207,7 @@
         </w:numPr>
       </w:pPr>
       <w:r>
-        <w:t xml:space="preserve">2018 - 2021: Arnold S. Strauss Fellowship Award, CCHMC</w:t>
+        <w:t xml:space="preserve">2018, 2020, 2022, 2026: International Society of Environmental Epidemiology Annual Meeting</w:t>
       </w:r>
     </w:p>
     <w:p>
@@ -9104,7 +9219,7 @@
         </w:numPr>
       </w:pPr>
       <w:r>
-        <w:t xml:space="preserve">2018 – 2020, 2022: University of Rochester Processes and Methods Grant</w:t>
+        <w:t xml:space="preserve">2021, 2022, 2023: American Medical Informatics Association Clinical Informatics Conference</w:t>
       </w:r>
     </w:p>
     <w:p>
@@ -9116,223 +9231,19 @@
         </w:numPr>
       </w:pPr>
       <w:r>
-        <w:t xml:space="preserve">October 2019: NIH SIEE Study Section, Early Career Reviewer</w:t>
-      </w:r>
-    </w:p>
-    <w:p>
-      <w:pPr>
-        <w:pStyle w:val="Compact"/>
-        <w:numPr>
-          <w:ilvl w:val="1"/>
-          <w:numId w:val="1021"/>
-        </w:numPr>
-      </w:pPr>
-      <w:r>
-        <w:t xml:space="preserve">2020: University of Michigan M-LEEaD Center Pilot Projects</w:t>
-      </w:r>
-    </w:p>
-    <w:p>
-      <w:pPr>
-        <w:pStyle w:val="Compact"/>
-        <w:numPr>
-          <w:ilvl w:val="1"/>
-          <w:numId w:val="1021"/>
-        </w:numPr>
-      </w:pPr>
-      <w:r>
-        <w:t xml:space="preserve">2020: Ohio State University CCTS Pilot Projects</w:t>
-      </w:r>
-    </w:p>
-    <w:p>
-      <w:pPr>
-        <w:pStyle w:val="Compact"/>
-        <w:numPr>
-          <w:ilvl w:val="1"/>
-          <w:numId w:val="1021"/>
-        </w:numPr>
-      </w:pPr>
-      <w:r>
-        <w:t xml:space="preserve">2021: University of Louisville CCTS Pilot Translational &amp; Clinical Studies Program</w:t>
-      </w:r>
-    </w:p>
-    <w:p>
-      <w:pPr>
-        <w:pStyle w:val="Compact"/>
-        <w:numPr>
-          <w:ilvl w:val="1"/>
-          <w:numId w:val="1021"/>
-        </w:numPr>
-      </w:pPr>
-      <w:r>
-        <w:t xml:space="preserve">March 2022: NIH ZES1 LKB-S (KS)</w:t>
-      </w:r>
-    </w:p>
-    <w:p>
-      <w:pPr>
-        <w:pStyle w:val="Compact"/>
-        <w:numPr>
-          <w:ilvl w:val="1"/>
-          <w:numId w:val="1021"/>
-        </w:numPr>
-      </w:pPr>
-      <w:r>
-        <w:t xml:space="preserve">March 2022: NIH ZES1 LWF-S (K9)</w:t>
-      </w:r>
-    </w:p>
-    <w:p>
-      <w:pPr>
-        <w:pStyle w:val="Compact"/>
-        <w:numPr>
-          <w:ilvl w:val="1"/>
-          <w:numId w:val="1021"/>
-        </w:numPr>
-      </w:pPr>
-      <w:r>
-        <w:t xml:space="preserve">November 2022: NIH ZES1 WL-W (K)</w:t>
-      </w:r>
-    </w:p>
-    <w:p>
-      <w:pPr>
-        <w:pStyle w:val="Compact"/>
-        <w:numPr>
-          <w:ilvl w:val="1"/>
-          <w:numId w:val="1021"/>
-        </w:numPr>
-      </w:pPr>
-      <w:r>
-        <w:t xml:space="preserve">February 2023: NIH ZCTA1 TCRB-J (M2)</w:t>
-      </w:r>
-    </w:p>
-    <w:p>
-      <w:pPr>
-        <w:pStyle w:val="Compact"/>
-        <w:numPr>
-          <w:ilvl w:val="1"/>
-          <w:numId w:val="1021"/>
-        </w:numPr>
-      </w:pPr>
-      <w:r>
-        <w:t xml:space="preserve">June 2023: NIH ZRG1 MCST-B (14)</w:t>
-      </w:r>
-    </w:p>
-    <w:p>
-      <w:pPr>
-        <w:pStyle w:val="Compact"/>
-        <w:numPr>
-          <w:ilvl w:val="1"/>
-          <w:numId w:val="1021"/>
-        </w:numPr>
-      </w:pPr>
-      <w:r>
-        <w:t xml:space="preserve">August 2023: NIH ZES1 LKB-K (P2)</w:t>
-      </w:r>
-    </w:p>
-    <w:p>
-      <w:pPr>
-        <w:pStyle w:val="Compact"/>
-        <w:numPr>
-          <w:ilvl w:val="1"/>
-          <w:numId w:val="1021"/>
-        </w:numPr>
-      </w:pPr>
-      <w:r>
-        <w:t xml:space="preserve">November 2023: NIH ZES1 LWJ-W (K)</w:t>
-      </w:r>
-    </w:p>
-    <w:p>
-      <w:pPr>
-        <w:pStyle w:val="Compact"/>
-        <w:numPr>
-          <w:ilvl w:val="1"/>
-          <w:numId w:val="1021"/>
-        </w:numPr>
-      </w:pPr>
-      <w:r>
-        <w:t xml:space="preserve">November 2023: NIH ZES1 BWD-D (HS)</w:t>
-      </w:r>
-    </w:p>
-    <w:p>
-      <w:pPr>
-        <w:pStyle w:val="Compact"/>
-        <w:numPr>
-          <w:ilvl w:val="1"/>
-          <w:numId w:val="1021"/>
-        </w:numPr>
-      </w:pPr>
-      <w:r>
-        <w:t xml:space="preserve">December 2024: NIH ZES1 LWJ-W (KA)</w:t>
-      </w:r>
-    </w:p>
-    <w:p>
-      <w:pPr>
-        <w:pStyle w:val="Compact"/>
-        <w:numPr>
-          <w:ilvl w:val="1"/>
-          <w:numId w:val="1021"/>
-        </w:numPr>
-      </w:pPr>
-      <w:r>
-        <w:t xml:space="preserve">March 2025: NIH ZRG1 MCST-M (53) R</w:t>
-      </w:r>
-    </w:p>
-    <w:p>
-      <w:pPr>
-        <w:pStyle w:val="Compact"/>
-        <w:numPr>
-          <w:ilvl w:val="1"/>
-          <w:numId w:val="1021"/>
-        </w:numPr>
-      </w:pPr>
-      <w:r>
-        <w:t xml:space="preserve">June 2025: NIH ZMD1 ML (A1) R (cancelled)</w:t>
-      </w:r>
-    </w:p>
-    <w:p>
-      <w:pPr>
-        <w:pStyle w:val="Compact"/>
-        <w:numPr>
-          <w:ilvl w:val="1"/>
-          <w:numId w:val="1021"/>
-        </w:numPr>
-      </w:pPr>
-      <w:r>
-        <w:t xml:space="preserve">August 2025: NIH ASPB2</w:t>
-      </w:r>
-    </w:p>
-    <w:p>
-      <w:pPr>
-        <w:pStyle w:val="Compact"/>
-        <w:numPr>
-          <w:ilvl w:val="1"/>
-          <w:numId w:val="1021"/>
-        </w:numPr>
-      </w:pPr>
-      <w:r>
-        <w:t xml:space="preserve">January 2026: NIH 2026/01 ZRG1 SCIL-Q(40)P</w:t>
-      </w:r>
-    </w:p>
-    <w:p>
-      <w:pPr>
-        <w:pStyle w:val="Compact"/>
-        <w:numPr>
-          <w:ilvl w:val="1"/>
-          <w:numId w:val="1021"/>
-        </w:numPr>
-      </w:pPr>
-      <w:r>
-        <w:t xml:space="preserve">April 2026: NIH 2026/05 ZRG1 MCST-J(56)R</w:t>
-      </w:r>
-    </w:p>
-    <w:p>
-      <w:pPr>
-        <w:pStyle w:val="Compact"/>
-        <w:numPr>
-          <w:ilvl w:val="0"/>
-          <w:numId w:val="1020"/>
-        </w:numPr>
-      </w:pPr>
-      <w:r>
-        <w:t xml:space="preserve">Abstract Reviewer:</w:t>
+        <w:t xml:space="preserve">2023: American Medical Informatics Association Annual Symposium</w:t>
+      </w:r>
+    </w:p>
+    <w:p>
+      <w:pPr>
+        <w:pStyle w:val="Compact"/>
+        <w:numPr>
+          <w:ilvl w:val="0"/>
+          <w:numId w:val="1019"/>
+        </w:numPr>
+      </w:pPr>
+      <w:r>
+        <w:t xml:space="preserve">Journal Reviewer (6 manuscripts reviewed per year, on average):</w:t>
       </w:r>
     </w:p>
     <w:p>
@@ -9344,7 +9255,7 @@
         </w:numPr>
       </w:pPr>
       <w:r>
-        <w:t xml:space="preserve">2018, 2019, 2022, 2025: International Society of Exposure Science Annual Meeting</w:t>
+        <w:t xml:space="preserve">American Journal of Public Health</w:t>
       </w:r>
     </w:p>
     <w:p>
@@ -9356,7 +9267,7 @@
         </w:numPr>
       </w:pPr>
       <w:r>
-        <w:t xml:space="preserve">2018, 2020, 2022, 2026: International Society of Environmental Epidemiology Annual Meeting</w:t>
+        <w:t xml:space="preserve">American Journal of Respiratory and Critical Care Medicine</w:t>
       </w:r>
     </w:p>
     <w:p>
@@ -9368,7 +9279,7 @@
         </w:numPr>
       </w:pPr>
       <w:r>
-        <w:t xml:space="preserve">2021, 2022, 2023: American Medical Informatics Association Clinical Informatics Conference</w:t>
+        <w:t xml:space="preserve">Annals of Epidemiology</w:t>
       </w:r>
     </w:p>
     <w:p>
@@ -9380,19 +9291,7 @@
         </w:numPr>
       </w:pPr>
       <w:r>
-        <w:t xml:space="preserve">2023: American Medical Informatics Association Annual Symposium</w:t>
-      </w:r>
-    </w:p>
-    <w:p>
-      <w:pPr>
-        <w:pStyle w:val="Compact"/>
-        <w:numPr>
-          <w:ilvl w:val="0"/>
-          <w:numId w:val="1020"/>
-        </w:numPr>
-      </w:pPr>
-      <w:r>
-        <w:t xml:space="preserve">Journal Reviewer (12 manuscripts reviewed per year, on average):</w:t>
+        <w:t xml:space="preserve">Environmental Health Perspectives</w:t>
       </w:r>
     </w:p>
     <w:p>
@@ -9400,11 +9299,11 @@
         <w:pStyle w:val="Compact"/>
         <w:numPr>
           <w:ilvl w:val="1"/>
-          <w:numId w:val="1023"/>
-        </w:numPr>
-      </w:pPr>
-      <w:r>
-        <w:t xml:space="preserve">Academic Pediatrics</w:t>
+          <w:numId w:val="1022"/>
+        </w:numPr>
+      </w:pPr>
+      <w:r>
+        <w:t xml:space="preserve">Environmental Science &amp; Technology</w:t>
       </w:r>
     </w:p>
     <w:p>
@@ -9412,11 +9311,11 @@
         <w:pStyle w:val="Compact"/>
         <w:numPr>
           <w:ilvl w:val="1"/>
-          <w:numId w:val="1023"/>
-        </w:numPr>
-      </w:pPr>
-      <w:r>
-        <w:t xml:space="preserve">American Journal of Public Health</w:t>
+          <w:numId w:val="1022"/>
+        </w:numPr>
+      </w:pPr>
+      <w:r>
+        <w:t xml:space="preserve">Health &amp; Place</w:t>
       </w:r>
     </w:p>
     <w:p>
@@ -9424,11 +9323,11 @@
         <w:pStyle w:val="Compact"/>
         <w:numPr>
           <w:ilvl w:val="1"/>
-          <w:numId w:val="1023"/>
-        </w:numPr>
-      </w:pPr>
-      <w:r>
-        <w:t xml:space="preserve">American Journal of Respiratory and Critical Care Medicine</w:t>
+          <w:numId w:val="1022"/>
+        </w:numPr>
+      </w:pPr>
+      <w:r>
+        <w:t xml:space="preserve">International Journal of Epidemiology</w:t>
       </w:r>
     </w:p>
     <w:p>
@@ -9436,11 +9335,11 @@
         <w:pStyle w:val="Compact"/>
         <w:numPr>
           <w:ilvl w:val="1"/>
-          <w:numId w:val="1023"/>
-        </w:numPr>
-      </w:pPr>
-      <w:r>
-        <w:t xml:space="preserve">Annals of Epidemiology</w:t>
+          <w:numId w:val="1022"/>
+        </w:numPr>
+      </w:pPr>
+      <w:r>
+        <w:t xml:space="preserve">Journal of Exposure Science and Environmental Epidemiology</w:t>
       </w:r>
     </w:p>
     <w:p>
@@ -9448,11 +9347,11 @@
         <w:pStyle w:val="Compact"/>
         <w:numPr>
           <w:ilvl w:val="1"/>
-          <w:numId w:val="1023"/>
-        </w:numPr>
-      </w:pPr>
-      <w:r>
-        <w:t xml:space="preserve">Environmental Health Perspectives</w:t>
+          <w:numId w:val="1022"/>
+        </w:numPr>
+      </w:pPr>
+      <w:r>
+        <w:t xml:space="preserve">Journal of Open Source Software</w:t>
       </w:r>
     </w:p>
     <w:p>
@@ -9460,11 +9359,11 @@
         <w:pStyle w:val="Compact"/>
         <w:numPr>
           <w:ilvl w:val="1"/>
-          <w:numId w:val="1023"/>
-        </w:numPr>
-      </w:pPr>
-      <w:r>
-        <w:t xml:space="preserve">Environment International</w:t>
+          <w:numId w:val="1022"/>
+        </w:numPr>
+      </w:pPr>
+      <w:r>
+        <w:t xml:space="preserve">PLOS ONE</w:t>
       </w:r>
     </w:p>
     <w:p>
@@ -9472,11 +9371,11 @@
         <w:pStyle w:val="Compact"/>
         <w:numPr>
           <w:ilvl w:val="1"/>
-          <w:numId w:val="1023"/>
-        </w:numPr>
-      </w:pPr>
-      <w:r>
-        <w:t xml:space="preserve">Environmental Pollution</w:t>
+          <w:numId w:val="1022"/>
+        </w:numPr>
+      </w:pPr>
+      <w:r>
+        <w:t xml:space="preserve">Pediatrics</w:t>
       </w:r>
     </w:p>
     <w:p>
@@ -9484,103 +9383,7 @@
         <w:pStyle w:val="Compact"/>
         <w:numPr>
           <w:ilvl w:val="1"/>
-          <w:numId w:val="1023"/>
-        </w:numPr>
-      </w:pPr>
-      <w:r>
-        <w:t xml:space="preserve">Environmental Research</w:t>
-      </w:r>
-    </w:p>
-    <w:p>
-      <w:pPr>
-        <w:pStyle w:val="Compact"/>
-        <w:numPr>
-          <w:ilvl w:val="1"/>
-          <w:numId w:val="1023"/>
-        </w:numPr>
-      </w:pPr>
-      <w:r>
-        <w:t xml:space="preserve">Environmental Science &amp; Technology</w:t>
-      </w:r>
-    </w:p>
-    <w:p>
-      <w:pPr>
-        <w:pStyle w:val="Compact"/>
-        <w:numPr>
-          <w:ilvl w:val="1"/>
-          <w:numId w:val="1023"/>
-        </w:numPr>
-      </w:pPr>
-      <w:r>
-        <w:t xml:space="preserve">Health &amp; Place</w:t>
-      </w:r>
-    </w:p>
-    <w:p>
-      <w:pPr>
-        <w:pStyle w:val="Compact"/>
-        <w:numPr>
-          <w:ilvl w:val="1"/>
-          <w:numId w:val="1023"/>
-        </w:numPr>
-      </w:pPr>
-      <w:r>
-        <w:t xml:space="preserve">International Journal of Epidemiology</w:t>
-      </w:r>
-    </w:p>
-    <w:p>
-      <w:pPr>
-        <w:pStyle w:val="Compact"/>
-        <w:numPr>
-          <w:ilvl w:val="1"/>
-          <w:numId w:val="1023"/>
-        </w:numPr>
-      </w:pPr>
-      <w:r>
-        <w:t xml:space="preserve">Journal of Exposure Science and Environmental Epidemiology</w:t>
-      </w:r>
-    </w:p>
-    <w:p>
-      <w:pPr>
-        <w:pStyle w:val="Compact"/>
-        <w:numPr>
-          <w:ilvl w:val="1"/>
-          <w:numId w:val="1023"/>
-        </w:numPr>
-      </w:pPr>
-      <w:r>
-        <w:t xml:space="preserve">Journal of Open Source Software</w:t>
-      </w:r>
-    </w:p>
-    <w:p>
-      <w:pPr>
-        <w:pStyle w:val="Compact"/>
-        <w:numPr>
-          <w:ilvl w:val="1"/>
-          <w:numId w:val="1023"/>
-        </w:numPr>
-      </w:pPr>
-      <w:r>
-        <w:t xml:space="preserve">PLOS ONE</w:t>
-      </w:r>
-    </w:p>
-    <w:p>
-      <w:pPr>
-        <w:pStyle w:val="Compact"/>
-        <w:numPr>
-          <w:ilvl w:val="1"/>
-          <w:numId w:val="1023"/>
-        </w:numPr>
-      </w:pPr>
-      <w:r>
-        <w:t xml:space="preserve">Pediatrics</w:t>
-      </w:r>
-    </w:p>
-    <w:p>
-      <w:pPr>
-        <w:pStyle w:val="Compact"/>
-        <w:numPr>
-          <w:ilvl w:val="1"/>
-          <w:numId w:val="1023"/>
+          <w:numId w:val="1022"/>
         </w:numPr>
       </w:pPr>
       <w:r>
@@ -9603,23 +9406,23 @@
         <w:pStyle w:val="Compact"/>
         <w:numPr>
           <w:ilvl w:val="0"/>
-          <w:numId w:val="1024"/>
-        </w:numPr>
-      </w:pPr>
-      <w:r>
-        <w:t xml:space="preserve">2017 - present: Founding Director of the Geospatial Research Accelerator for Precision Population Health (GRAPPH) within the Data Management and Analysis Center at Cincinnati Children’s</w:t>
-      </w:r>
-    </w:p>
-    <w:p>
-      <w:pPr>
-        <w:pStyle w:val="Compact"/>
-        <w:numPr>
-          <w:ilvl w:val="0"/>
-          <w:numId w:val="1024"/>
-        </w:numPr>
-      </w:pPr>
-      <w:r>
-        <w:t xml:space="preserve">2019 - 2024: Founding Leader of Cincinnati Children’s R Users Group (CCHMC RUG)</w:t>
+          <w:numId w:val="1023"/>
+        </w:numPr>
+      </w:pPr>
+      <w:r>
+        <w:t xml:space="preserve">2017 - 2024: Founding leader of the Geospatial Research Accelerator for Precision Population Health (GRAPPH) within the Data Management and Analysis Center at Cincinnati Children’s</w:t>
+      </w:r>
+    </w:p>
+    <w:p>
+      <w:pPr>
+        <w:pStyle w:val="Compact"/>
+        <w:numPr>
+          <w:ilvl w:val="0"/>
+          <w:numId w:val="1023"/>
+        </w:numPr>
+      </w:pPr>
+      <w:r>
+        <w:t xml:space="preserve">2019 - 2024: Founding leader of Cincinnati Children’s R Users Group (CCHMC RUG)</w:t>
       </w:r>
     </w:p>
     <w:bookmarkEnd w:id="54"/>
@@ -10572,7 +10375,34 @@
     <w:abstractNumId w:val="991"/>
   </w:num>
   <w:num w:numId="1007">
-    <w:abstractNumId w:val="991"/>
+    <w:abstractNumId w:val="99411"/>
+    <w:lvlOverride w:ilvl="0">
+      <w:startOverride w:val="1"/>
+    </w:lvlOverride>
+    <w:lvlOverride w:ilvl="1">
+      <w:startOverride w:val="1"/>
+    </w:lvlOverride>
+    <w:lvlOverride w:ilvl="2">
+      <w:startOverride w:val="1"/>
+    </w:lvlOverride>
+    <w:lvlOverride w:ilvl="3">
+      <w:startOverride w:val="1"/>
+    </w:lvlOverride>
+    <w:lvlOverride w:ilvl="4">
+      <w:startOverride w:val="1"/>
+    </w:lvlOverride>
+    <w:lvlOverride w:ilvl="5">
+      <w:startOverride w:val="1"/>
+    </w:lvlOverride>
+    <w:lvlOverride w:ilvl="6">
+      <w:startOverride w:val="1"/>
+    </w:lvlOverride>
+    <w:lvlOverride w:ilvl="7">
+      <w:startOverride w:val="1"/>
+    </w:lvlOverride>
+    <w:lvlOverride w:ilvl="8">
+      <w:startOverride w:val="1"/>
+    </w:lvlOverride>
   </w:num>
   <w:num w:numId="1008">
     <w:abstractNumId w:val="99411"/>
@@ -10665,34 +10495,7 @@
     </w:lvlOverride>
   </w:num>
   <w:num w:numId="1011">
-    <w:abstractNumId w:val="99411"/>
-    <w:lvlOverride w:ilvl="0">
-      <w:startOverride w:val="1"/>
-    </w:lvlOverride>
-    <w:lvlOverride w:ilvl="1">
-      <w:startOverride w:val="1"/>
-    </w:lvlOverride>
-    <w:lvlOverride w:ilvl="2">
-      <w:startOverride w:val="1"/>
-    </w:lvlOverride>
-    <w:lvlOverride w:ilvl="3">
-      <w:startOverride w:val="1"/>
-    </w:lvlOverride>
-    <w:lvlOverride w:ilvl="4">
-      <w:startOverride w:val="1"/>
-    </w:lvlOverride>
-    <w:lvlOverride w:ilvl="5">
-      <w:startOverride w:val="1"/>
-    </w:lvlOverride>
-    <w:lvlOverride w:ilvl="6">
-      <w:startOverride w:val="1"/>
-    </w:lvlOverride>
-    <w:lvlOverride w:ilvl="7">
-      <w:startOverride w:val="1"/>
-    </w:lvlOverride>
-    <w:lvlOverride w:ilvl="8">
-      <w:startOverride w:val="1"/>
-    </w:lvlOverride>
+    <w:abstractNumId w:val="991"/>
   </w:num>
   <w:num w:numId="1012">
     <w:abstractNumId w:val="991"/>
@@ -10728,9 +10531,6 @@
     <w:abstractNumId w:val="991"/>
   </w:num>
   <w:num w:numId="1023">
-    <w:abstractNumId w:val="991"/>
-  </w:num>
-  <w:num w:numId="1024">
     <w:abstractNumId w:val="991"/>
   </w:num>
 </w:numbering>
